--- a/book/docx-por-capitulo/capitulo-23-agencia-turismo.docx
+++ b/book/docx-por-capitulo/capitulo-23-agencia-turismo.docx
@@ -7,6 +7,7 @@
         <w:pStyle w:val="Endure-ChapterTitle"/>
         <w:keepNext/>
         <w:spacing w:before="480" w:after="240"/>
+        <w:outlineLvl w:val="0"/>
       </w:pPr>
       <w:r>
         <w:rPr>
@@ -26,34 +27,48 @@
         <w:pStyle w:val="Endure-Subhead"/>
         <w:keepNext/>
         <w:spacing w:before="240" w:after="60"/>
+        <w:outlineLvl w:val="1"/>
       </w:pPr>
       <w:r>
+        <w:rPr>
+          <w:sz w:val="24"/>
+        </w:rPr>
         <w:t>Introducción</w:t>
       </w:r>
     </w:p>
     <w:p>
       <w:pPr>
         <w:pStyle w:val="Endure-FirstParagraphBodyText"/>
+        <w:spacing w:before="100" w:after="100"/>
       </w:pPr>
       <w:r>
+        <w:rPr>
+          <w:sz w:val="20"/>
+        </w:rPr>
         <w:t>Este capítulo construye un sistema multi-agente que simula una agencia de turismo operada por inteligencia artificial. El cliente interactúa en lenguaje natural y tres agentes especializados colaboran para responder: uno provee información sobre destinos, otro diseña itinerarios detallados y el tercero estima presupuestos.</w:t>
       </w:r>
     </w:p>
     <w:p>
       <w:pPr>
         <w:pStyle w:val="Endure-ChapterBodyText"/>
+        <w:spacing w:before="100" w:after="100"/>
       </w:pPr>
       <w:r>
+        <w:rPr>
+          <w:sz w:val="20"/>
+        </w:rPr>
         <w:t>El sistema usa OpenClaw como orquestador (ya instalado en el Capítulo 13) y Ollama como motor de inferencia, con modelos de 7B para respuestas rápidas y 14B para itinerarios complejos.</w:t>
       </w:r>
     </w:p>
     <w:p>
       <w:pPr>
         <w:pStyle w:val="Endure-ChapterBodyText"/>
+        <w:spacing w:before="100" w:after="100"/>
       </w:pPr>
       <w:r>
         <w:rPr>
           <w:b/>
+          <w:sz w:val="20"/>
         </w:rPr>
         <w:t>Prerrequisitos:</w:t>
       </w:r>
@@ -61,58 +76,70 @@
     <w:p>
       <w:pPr>
         <w:pStyle w:val="Endure-ChapterBodyText"/>
-        <w:spacing w:before="20" w:after="20"/>
+        <w:spacing w:before="40" w:after="40"/>
         <w:ind w:left="360" w:hanging="216"/>
       </w:pPr>
       <w:r>
         <w:rPr>
-          <w:sz w:val="18"/>
+          <w:sz w:val="20"/>
         </w:rPr>
         <w:t xml:space="preserve">• </w:t>
       </w:r>
       <w:r>
+        <w:rPr>
+          <w:sz w:val="20"/>
+        </w:rPr>
         <w:t>Capítulo 13 completado (OpenClaw/NemoClaw activo en puerto 18789)</w:t>
       </w:r>
     </w:p>
     <w:p>
       <w:pPr>
         <w:pStyle w:val="Endure-ChapterBodyText"/>
-        <w:spacing w:before="20" w:after="20"/>
+        <w:spacing w:before="40" w:after="40"/>
         <w:ind w:left="360" w:hanging="216"/>
       </w:pPr>
       <w:r>
         <w:rPr>
-          <w:sz w:val="18"/>
+          <w:sz w:val="20"/>
         </w:rPr>
         <w:t xml:space="preserve">• </w:t>
       </w:r>
       <w:r>
+        <w:rPr>
+          <w:sz w:val="20"/>
+        </w:rPr>
         <w:t xml:space="preserve">Ollama con </w:t>
       </w:r>
       <w:r>
         <w:rPr>
           <w:rFonts w:ascii="Courier New" w:hAnsi="Courier New"/>
-          <w:sz w:val="17"/>
+          <w:sz w:val="16"/>
         </w:rPr>
         <w:t>qwen3:7b</w:t>
       </w:r>
       <w:r>
+        <w:rPr>
+          <w:sz w:val="20"/>
+        </w:rPr>
         <w:t xml:space="preserve"> instalado</w:t>
       </w:r>
     </w:p>
     <w:p>
       <w:pPr>
         <w:pStyle w:val="Endure-ChapterBodyText"/>
-        <w:spacing w:before="20" w:after="20"/>
+        <w:spacing w:before="40" w:after="40"/>
         <w:ind w:left="360" w:hanging="216"/>
       </w:pPr>
       <w:r>
         <w:rPr>
-          <w:sz w:val="18"/>
+          <w:sz w:val="20"/>
         </w:rPr>
         <w:t xml:space="preserve">• </w:t>
       </w:r>
       <w:r>
+        <w:rPr>
+          <w:sz w:val="20"/>
+        </w:rPr>
         <w:t>Python 3.12 + venv de desarrollo (Capítulo 7)</w:t>
       </w:r>
     </w:p>
@@ -124,10 +151,12 @@
     <w:p>
       <w:pPr>
         <w:pStyle w:val="Endure-ChapterBodyText"/>
+        <w:spacing w:before="100" w:after="100"/>
       </w:pPr>
       <w:r>
         <w:rPr>
           <w:b/>
+          <w:sz w:val="20"/>
         </w:rPr>
         <w:t>Tiempo de respuesta estimado:</w:t>
       </w:r>
@@ -135,48 +164,57 @@
     <w:p>
       <w:pPr>
         <w:pStyle w:val="Endure-ChapterBodyText"/>
-        <w:spacing w:before="20" w:after="20"/>
+        <w:spacing w:before="40" w:after="40"/>
         <w:ind w:left="360" w:hanging="216"/>
       </w:pPr>
       <w:r>
         <w:rPr>
-          <w:sz w:val="18"/>
+          <w:sz w:val="20"/>
         </w:rPr>
         <w:t xml:space="preserve">• </w:t>
       </w:r>
       <w:r>
+        <w:rPr>
+          <w:sz w:val="20"/>
+        </w:rPr>
         <w:t>Consulta simple (info de destino): 3–6 segundos</w:t>
       </w:r>
     </w:p>
     <w:p>
       <w:pPr>
         <w:pStyle w:val="Endure-ChapterBodyText"/>
-        <w:spacing w:before="20" w:after="20"/>
+        <w:spacing w:before="40" w:after="40"/>
         <w:ind w:left="360" w:hanging="216"/>
       </w:pPr>
       <w:r>
         <w:rPr>
-          <w:sz w:val="18"/>
+          <w:sz w:val="20"/>
         </w:rPr>
         <w:t xml:space="preserve">• </w:t>
       </w:r>
       <w:r>
+        <w:rPr>
+          <w:sz w:val="20"/>
+        </w:rPr>
         <w:t>Itinerario completo (7 días): 25–40 segundos</w:t>
       </w:r>
     </w:p>
     <w:p>
       <w:pPr>
         <w:pStyle w:val="Endure-ChapterBodyText"/>
-        <w:spacing w:before="20" w:after="20"/>
+        <w:spacing w:before="40" w:after="40"/>
         <w:ind w:left="360" w:hanging="216"/>
       </w:pPr>
       <w:r>
         <w:rPr>
-          <w:sz w:val="18"/>
+          <w:sz w:val="20"/>
         </w:rPr>
         <w:t xml:space="preserve">• </w:t>
       </w:r>
       <w:r>
+        <w:rPr>
+          <w:sz w:val="20"/>
+        </w:rPr>
         <w:t>Estimación de presupuesto: 5–10 segundos</w:t>
       </w:r>
     </w:p>
@@ -188,14 +226,19 @@
     <w:p>
       <w:pPr>
         <w:pStyle w:val="Endure-ChapterBodyText"/>
+        <w:spacing w:before="100" w:after="100"/>
       </w:pPr>
       <w:r>
         <w:rPr>
           <w:b/>
+          <w:sz w:val="20"/>
         </w:rPr>
         <w:t>Modo de energía:</w:t>
       </w:r>
       <w:r>
+        <w:rPr>
+          <w:sz w:val="20"/>
+        </w:rPr>
         <w:t xml:space="preserve"> 30W (modelos ≤7B para consultas normales); MAXN al generar itinerarios con modelo 14B</w:t>
       </w:r>
     </w:p>
@@ -204,8 +247,12 @@
         <w:pStyle w:val="Endure-Subhead"/>
         <w:keepNext/>
         <w:spacing w:before="240" w:after="60"/>
+        <w:outlineLvl w:val="1"/>
       </w:pPr>
       <w:r>
+        <w:rPr>
+          <w:sz w:val="24"/>
+        </w:rPr>
         <w:t>21.1 Prerrequisito — Verificación del Sistema</w:t>
       </w:r>
     </w:p>
@@ -222,7 +269,7 @@
         <w:tc>
           <w:tcPr>
             <w:tcW w:type="dxa" w:w="8152"/>
-            <w:shd w:val="clear" w:color="auto" w:fill="F2F2F2"/>
+            <w:shd w:val="clear" w:color="auto" w:fill="EAEAEA"/>
             <w:tcBorders>
               <w:left w:val="thick" w:sz="24" w:color="1A5A6A"/>
             </w:tcBorders>
@@ -260,6 +307,7 @@
             <w:r>
               <w:rPr>
                 <w:rFonts w:ascii="Courier New" w:hAnsi="Courier New"/>
+                <w:i/>
                 <w:color w:val="555555"/>
                 <w:sz w:val="16"/>
               </w:rPr>
@@ -324,6 +372,7 @@
             <w:r>
               <w:rPr>
                 <w:rFonts w:ascii="Courier New" w:hAnsi="Courier New"/>
+                <w:i/>
                 <w:color w:val="555555"/>
                 <w:sz w:val="16"/>
               </w:rPr>
@@ -451,6 +500,7 @@
             <w:r>
               <w:rPr>
                 <w:rFonts w:ascii="Courier New" w:hAnsi="Courier New"/>
+                <w:i/>
                 <w:color w:val="555555"/>
                 <w:sz w:val="16"/>
               </w:rPr>
@@ -470,8 +520,12 @@
         <w:pStyle w:val="Endure-Subhead"/>
         <w:keepNext/>
         <w:spacing w:before="240" w:after="60"/>
+        <w:outlineLvl w:val="1"/>
       </w:pPr>
       <w:r>
+        <w:rPr>
+          <w:sz w:val="24"/>
+        </w:rPr>
         <w:t>21.2 Arquitectura del Sistema</w:t>
       </w:r>
     </w:p>
@@ -523,6 +577,7 @@
       <w:r>
         <w:rPr>
           <w:i/>
+          <w:sz w:val="16"/>
         </w:rPr>
         <w:t>Arquitectura del Sistema de Agencia de Turismo Virtual</w:t>
       </w:r>
@@ -540,7 +595,7 @@
         <w:tc>
           <w:tcPr>
             <w:tcW w:type="dxa" w:w="8152"/>
-            <w:shd w:val="clear" w:color="auto" w:fill="F2F2F2"/>
+            <w:shd w:val="clear" w:color="auto" w:fill="EAEAEA"/>
             <w:tcBorders>
               <w:left w:val="thick" w:sz="24" w:color="1A5A6A"/>
             </w:tcBorders>
@@ -561,6 +616,7 @@
             <w:r>
               <w:rPr>
                 <w:rFonts w:ascii="Courier New" w:hAnsi="Courier New"/>
+                <w:i/>
                 <w:color w:val="555555"/>
                 <w:sz w:val="16"/>
               </w:rPr>
@@ -577,6 +633,7 @@
             <w:r>
               <w:rPr>
                 <w:rFonts w:ascii="Courier New" w:hAnsi="Courier New"/>
+                <w:i/>
                 <w:color w:val="555555"/>
                 <w:sz w:val="16"/>
               </w:rPr>
@@ -593,6 +650,7 @@
             <w:r>
               <w:rPr>
                 <w:rFonts w:ascii="Courier New" w:hAnsi="Courier New"/>
+                <w:i/>
                 <w:color w:val="555555"/>
                 <w:sz w:val="16"/>
               </w:rPr>
@@ -609,6 +667,7 @@
             <w:r>
               <w:rPr>
                 <w:rFonts w:ascii="Courier New" w:hAnsi="Courier New"/>
+                <w:i/>
                 <w:color w:val="555555"/>
                 <w:sz w:val="16"/>
               </w:rPr>
@@ -625,6 +684,7 @@
             <w:r>
               <w:rPr>
                 <w:rFonts w:ascii="Courier New" w:hAnsi="Courier New"/>
+                <w:i/>
                 <w:color w:val="555555"/>
                 <w:sz w:val="16"/>
               </w:rPr>
@@ -641,6 +701,7 @@
             <w:r>
               <w:rPr>
                 <w:rFonts w:ascii="Courier New" w:hAnsi="Courier New"/>
+                <w:i/>
                 <w:color w:val="555555"/>
                 <w:sz w:val="16"/>
               </w:rPr>
@@ -657,6 +718,7 @@
             <w:r>
               <w:rPr>
                 <w:rFonts w:ascii="Courier New" w:hAnsi="Courier New"/>
+                <w:i/>
                 <w:color w:val="555555"/>
                 <w:sz w:val="16"/>
               </w:rPr>
@@ -673,6 +735,7 @@
             <w:r>
               <w:rPr>
                 <w:rFonts w:ascii="Courier New" w:hAnsi="Courier New"/>
+                <w:i/>
                 <w:color w:val="555555"/>
                 <w:sz w:val="16"/>
               </w:rPr>
@@ -689,6 +752,7 @@
             <w:r>
               <w:rPr>
                 <w:rFonts w:ascii="Courier New" w:hAnsi="Courier New"/>
+                <w:i/>
                 <w:color w:val="555555"/>
                 <w:sz w:val="16"/>
               </w:rPr>
@@ -705,6 +769,7 @@
             <w:r>
               <w:rPr>
                 <w:rFonts w:ascii="Courier New" w:hAnsi="Courier New"/>
+                <w:i/>
                 <w:color w:val="555555"/>
                 <w:sz w:val="16"/>
               </w:rPr>
@@ -721,6 +786,7 @@
             <w:r>
               <w:rPr>
                 <w:rFonts w:ascii="Courier New" w:hAnsi="Courier New"/>
+                <w:i/>
                 <w:color w:val="555555"/>
                 <w:sz w:val="16"/>
               </w:rPr>
@@ -737,6 +803,7 @@
             <w:r>
               <w:rPr>
                 <w:rFonts w:ascii="Courier New" w:hAnsi="Courier New"/>
+                <w:i/>
                 <w:color w:val="555555"/>
                 <w:sz w:val="16"/>
               </w:rPr>
@@ -753,6 +820,7 @@
             <w:r>
               <w:rPr>
                 <w:rFonts w:ascii="Courier New" w:hAnsi="Courier New"/>
+                <w:i/>
                 <w:color w:val="555555"/>
                 <w:sz w:val="16"/>
               </w:rPr>
@@ -769,6 +837,7 @@
             <w:r>
               <w:rPr>
                 <w:rFonts w:ascii="Courier New" w:hAnsi="Courier New"/>
+                <w:i/>
                 <w:color w:val="555555"/>
                 <w:sz w:val="16"/>
               </w:rPr>
@@ -785,6 +854,7 @@
             <w:r>
               <w:rPr>
                 <w:rFonts w:ascii="Courier New" w:hAnsi="Courier New"/>
+                <w:i/>
                 <w:color w:val="555555"/>
                 <w:sz w:val="16"/>
               </w:rPr>
@@ -801,6 +871,7 @@
             <w:r>
               <w:rPr>
                 <w:rFonts w:ascii="Courier New" w:hAnsi="Courier New"/>
+                <w:i/>
                 <w:color w:val="555555"/>
                 <w:sz w:val="16"/>
               </w:rPr>
@@ -817,6 +888,7 @@
             <w:r>
               <w:rPr>
                 <w:rFonts w:ascii="Courier New" w:hAnsi="Courier New"/>
+                <w:i/>
                 <w:color w:val="555555"/>
                 <w:sz w:val="16"/>
               </w:rPr>
@@ -833,6 +905,7 @@
             <w:r>
               <w:rPr>
                 <w:rFonts w:ascii="Courier New" w:hAnsi="Courier New"/>
+                <w:i/>
                 <w:color w:val="555555"/>
                 <w:sz w:val="16"/>
               </w:rPr>
@@ -849,6 +922,7 @@
             <w:r>
               <w:rPr>
                 <w:rFonts w:ascii="Courier New" w:hAnsi="Courier New"/>
+                <w:i/>
                 <w:color w:val="555555"/>
                 <w:sz w:val="16"/>
               </w:rPr>
@@ -865,6 +939,7 @@
             <w:r>
               <w:rPr>
                 <w:rFonts w:ascii="Courier New" w:hAnsi="Courier New"/>
+                <w:i/>
                 <w:color w:val="555555"/>
                 <w:sz w:val="16"/>
               </w:rPr>
@@ -881,6 +956,7 @@
             <w:r>
               <w:rPr>
                 <w:rFonts w:ascii="Courier New" w:hAnsi="Courier New"/>
+                <w:i/>
                 <w:color w:val="555555"/>
                 <w:sz w:val="16"/>
               </w:rPr>
@@ -897,6 +973,7 @@
             <w:r>
               <w:rPr>
                 <w:rFonts w:ascii="Courier New" w:hAnsi="Courier New"/>
+                <w:i/>
                 <w:color w:val="555555"/>
                 <w:sz w:val="16"/>
               </w:rPr>
@@ -913,6 +990,7 @@
             <w:r>
               <w:rPr>
                 <w:rFonts w:ascii="Courier New" w:hAnsi="Courier New"/>
+                <w:i/>
                 <w:color w:val="555555"/>
                 <w:sz w:val="16"/>
               </w:rPr>
@@ -929,6 +1007,7 @@
             <w:r>
               <w:rPr>
                 <w:rFonts w:ascii="Courier New" w:hAnsi="Courier New"/>
+                <w:i/>
                 <w:color w:val="555555"/>
                 <w:sz w:val="16"/>
               </w:rPr>
@@ -945,6 +1024,7 @@
             <w:r>
               <w:rPr>
                 <w:rFonts w:ascii="Courier New" w:hAnsi="Courier New"/>
+                <w:i/>
                 <w:color w:val="555555"/>
                 <w:sz w:val="16"/>
               </w:rPr>
@@ -964,8 +1044,12 @@
         <w:pStyle w:val="Endure-Subhead"/>
         <w:keepNext/>
         <w:spacing w:before="240" w:after="60"/>
+        <w:outlineLvl w:val="1"/>
       </w:pPr>
       <w:r>
+        <w:rPr>
+          <w:sz w:val="24"/>
+        </w:rPr>
         <w:t>21.3 Configurar los Agentes en OpenClaw</w:t>
       </w:r>
     </w:p>
@@ -982,7 +1066,7 @@
         <w:tc>
           <w:tcPr>
             <w:tcW w:type="dxa" w:w="8152"/>
-            <w:shd w:val="clear" w:color="auto" w:fill="F2F2F2"/>
+            <w:shd w:val="clear" w:color="auto" w:fill="EAEAEA"/>
             <w:tcBorders>
               <w:left w:val="thick" w:sz="24" w:color="1A5A6A"/>
             </w:tcBorders>
@@ -1055,10 +1139,11 @@
         <w:pStyle w:val="Endure-Subhead"/>
         <w:keepNext/>
         <w:spacing w:before="160" w:after="60"/>
+        <w:outlineLvl w:val="2"/>
       </w:pPr>
       <w:r>
         <w:rPr>
-          <w:sz w:val="18"/>
+          <w:sz w:val="22"/>
         </w:rPr>
         <w:t>21.3.1 Definición de Agentes via API de OpenClaw</w:t>
       </w:r>
@@ -1076,7 +1161,7 @@
         <w:tc>
           <w:tcPr>
             <w:tcW w:type="dxa" w:w="8152"/>
-            <w:shd w:val="clear" w:color="auto" w:fill="F2F2F2"/>
+            <w:shd w:val="clear" w:color="auto" w:fill="EAEAEA"/>
             <w:tcBorders>
               <w:left w:val="thick" w:sz="24" w:color="1A5A6A"/>
             </w:tcBorders>
@@ -1097,7 +1182,8 @@
             <w:r>
               <w:rPr>
                 <w:rFonts w:ascii="Courier New" w:hAnsi="Courier New"/>
-                <w:color w:val="1A1A1A"/>
+                <w:i/>
+                <w:color w:val="888888"/>
                 <w:sz w:val="16"/>
               </w:rPr>
               <w:t># setup_agents.py</w:t>
@@ -1637,7 +1723,8 @@
             <w:r>
               <w:rPr>
                 <w:rFonts w:ascii="Courier New" w:hAnsi="Courier New"/>
-                <w:color w:val="1A1A1A"/>
+                <w:i/>
+                <w:color w:val="888888"/>
                 <w:sz w:val="16"/>
               </w:rPr>
               <w:t># ── Agente Consultor ──────────────────────────────────────</w:t>
@@ -1923,7 +2010,8 @@
             <w:r>
               <w:rPr>
                 <w:rFonts w:ascii="Courier New" w:hAnsi="Courier New"/>
-                <w:color w:val="1A1A1A"/>
+                <w:i/>
+                <w:color w:val="888888"/>
                 <w:sz w:val="16"/>
               </w:rPr>
               <w:t># ── Agente Itinerario ─────────────────────────────────────</w:t>
@@ -2287,7 +2375,8 @@
             <w:r>
               <w:rPr>
                 <w:rFonts w:ascii="Courier New" w:hAnsi="Courier New"/>
-                <w:color w:val="1A1A1A"/>
+                <w:i/>
+                <w:color w:val="888888"/>
                 <w:sz w:val="16"/>
               </w:rPr>
               <w:t># ── Agente Presupuesto ────────────────────────────────────</w:t>
@@ -2599,7 +2688,7 @@
         <w:tc>
           <w:tcPr>
             <w:tcW w:type="dxa" w:w="8152"/>
-            <w:shd w:val="clear" w:color="auto" w:fill="F2F2F2"/>
+            <w:shd w:val="clear" w:color="auto" w:fill="EAEAEA"/>
             <w:tcBorders>
               <w:left w:val="thick" w:sz="24" w:color="1A5A6A"/>
             </w:tcBorders>
@@ -2655,8 +2744,12 @@
         <w:pStyle w:val="Endure-Subhead"/>
         <w:keepNext/>
         <w:spacing w:before="240" w:after="60"/>
+        <w:outlineLvl w:val="1"/>
       </w:pPr>
       <w:r>
+        <w:rPr>
+          <w:sz w:val="24"/>
+        </w:rPr>
         <w:t>21.4 Interfaz de Conversación por Terminal</w:t>
       </w:r>
     </w:p>
@@ -2673,7 +2766,7 @@
         <w:tc>
           <w:tcPr>
             <w:tcW w:type="dxa" w:w="8152"/>
-            <w:shd w:val="clear" w:color="auto" w:fill="F2F2F2"/>
+            <w:shd w:val="clear" w:color="auto" w:fill="EAEAEA"/>
             <w:tcBorders>
               <w:left w:val="thick" w:sz="24" w:color="1A5A6A"/>
             </w:tcBorders>
@@ -2694,7 +2787,8 @@
             <w:r>
               <w:rPr>
                 <w:rFonts w:ascii="Courier New" w:hAnsi="Courier New"/>
-                <w:color w:val="1A1A1A"/>
+                <w:i/>
+                <w:color w:val="888888"/>
                 <w:sz w:val="16"/>
               </w:rPr>
               <w:t># tourism_chat.py</w:t>
@@ -2868,7 +2962,8 @@
             <w:r>
               <w:rPr>
                 <w:rFonts w:ascii="Courier New" w:hAnsi="Courier New"/>
-                <w:color w:val="1A1A1A"/>
+                <w:i/>
+                <w:color w:val="888888"/>
                 <w:sz w:val="16"/>
               </w:rPr>
               <w:t># Palabras clave para clasificar la consulta</w:t>
@@ -3330,7 +3425,8 @@
             <w:r>
               <w:rPr>
                 <w:rFonts w:ascii="Courier New" w:hAnsi="Courier New"/>
-                <w:color w:val="1A1A1A"/>
+                <w:i/>
+                <w:color w:val="888888"/>
                 <w:sz w:val="16"/>
               </w:rPr>
               <w:t xml:space="preserve">    # Si hay empate o sin coincidencias, usar el consultor como default</w:t>
@@ -3504,7 +3600,8 @@
             <w:r>
               <w:rPr>
                 <w:rFonts w:ascii="Courier New" w:hAnsi="Courier New"/>
-                <w:color w:val="1A1A1A"/>
+                <w:i/>
+                <w:color w:val="888888"/>
                 <w:sz w:val="16"/>
               </w:rPr>
               <w:t xml:space="preserve">    # Agregar el mensaje al historial</w:t>
@@ -4604,7 +4701,8 @@
             <w:r>
               <w:rPr>
                 <w:rFonts w:ascii="Courier New" w:hAnsi="Courier New"/>
-                <w:color w:val="1A1A1A"/>
+                <w:i/>
+                <w:color w:val="888888"/>
                 <w:sz w:val="16"/>
               </w:rPr>
               <w:t xml:space="preserve">        # Comandos de agente forzado</w:t>
@@ -4892,7 +4990,8 @@
             <w:r>
               <w:rPr>
                 <w:rFonts w:ascii="Courier New" w:hAnsi="Courier New"/>
-                <w:color w:val="1A1A1A"/>
+                <w:i/>
+                <w:color w:val="888888"/>
                 <w:sz w:val="16"/>
               </w:rPr>
               <w:t xml:space="preserve">        # Clasificar y enviar</w:t>
@@ -5157,7 +5256,7 @@
         <w:tc>
           <w:tcPr>
             <w:tcW w:type="dxa" w:w="8152"/>
-            <w:shd w:val="clear" w:color="auto" w:fill="F2F2F2"/>
+            <w:shd w:val="clear" w:color="auto" w:fill="EAEAEA"/>
             <w:tcBorders>
               <w:left w:val="thick" w:sz="24" w:color="1A5A6A"/>
             </w:tcBorders>
@@ -5222,7 +5321,7 @@
         <w:tc>
           <w:tcPr>
             <w:tcW w:type="dxa" w:w="8152"/>
-            <w:shd w:val="clear" w:color="auto" w:fill="F2F2F2"/>
+            <w:shd w:val="clear" w:color="auto" w:fill="EAEAEA"/>
             <w:tcBorders>
               <w:left w:val="thick" w:sz="24" w:color="1A5A6A"/>
             </w:tcBorders>
@@ -5260,6 +5359,7 @@
             <w:r>
               <w:rPr>
                 <w:rFonts w:ascii="Courier New" w:hAnsi="Courier New"/>
+                <w:i/>
                 <w:color w:val="555555"/>
                 <w:sz w:val="16"/>
               </w:rPr>
@@ -5276,6 +5376,7 @@
             <w:r>
               <w:rPr>
                 <w:rFonts w:ascii="Courier New" w:hAnsi="Courier New"/>
+                <w:i/>
                 <w:color w:val="555555"/>
                 <w:sz w:val="16"/>
               </w:rPr>
@@ -5292,6 +5393,7 @@
             <w:r>
               <w:rPr>
                 <w:rFonts w:ascii="Courier New" w:hAnsi="Courier New"/>
+                <w:i/>
                 <w:color w:val="555555"/>
                 <w:sz w:val="16"/>
               </w:rPr>
@@ -5308,6 +5410,7 @@
             <w:r>
               <w:rPr>
                 <w:rFonts w:ascii="Courier New" w:hAnsi="Courier New"/>
+                <w:i/>
                 <w:color w:val="555555"/>
                 <w:sz w:val="16"/>
               </w:rPr>
@@ -5339,6 +5442,7 @@
             <w:r>
               <w:rPr>
                 <w:rFonts w:ascii="Courier New" w:hAnsi="Courier New"/>
+                <w:i/>
                 <w:color w:val="555555"/>
                 <w:sz w:val="16"/>
               </w:rPr>
@@ -5370,6 +5474,7 @@
             <w:r>
               <w:rPr>
                 <w:rFonts w:ascii="Courier New" w:hAnsi="Courier New"/>
+                <w:i/>
                 <w:color w:val="555555"/>
                 <w:sz w:val="16"/>
               </w:rPr>
@@ -5386,6 +5491,7 @@
             <w:r>
               <w:rPr>
                 <w:rFonts w:ascii="Courier New" w:hAnsi="Courier New"/>
+                <w:i/>
                 <w:color w:val="555555"/>
                 <w:sz w:val="16"/>
               </w:rPr>
@@ -5402,6 +5508,7 @@
             <w:r>
               <w:rPr>
                 <w:rFonts w:ascii="Courier New" w:hAnsi="Courier New"/>
+                <w:i/>
                 <w:color w:val="555555"/>
                 <w:sz w:val="16"/>
               </w:rPr>
@@ -5418,6 +5525,7 @@
             <w:r>
               <w:rPr>
                 <w:rFonts w:ascii="Courier New" w:hAnsi="Courier New"/>
+                <w:i/>
                 <w:color w:val="555555"/>
                 <w:sz w:val="16"/>
               </w:rPr>
@@ -5434,6 +5542,7 @@
             <w:r>
               <w:rPr>
                 <w:rFonts w:ascii="Courier New" w:hAnsi="Courier New"/>
+                <w:i/>
                 <w:color w:val="555555"/>
                 <w:sz w:val="16"/>
               </w:rPr>
@@ -5465,6 +5574,7 @@
             <w:r>
               <w:rPr>
                 <w:rFonts w:ascii="Courier New" w:hAnsi="Courier New"/>
+                <w:i/>
                 <w:color w:val="555555"/>
                 <w:sz w:val="16"/>
               </w:rPr>
@@ -5496,6 +5606,7 @@
             <w:r>
               <w:rPr>
                 <w:rFonts w:ascii="Courier New" w:hAnsi="Courier New"/>
+                <w:i/>
                 <w:color w:val="555555"/>
                 <w:sz w:val="16"/>
               </w:rPr>
@@ -5512,6 +5623,7 @@
             <w:r>
               <w:rPr>
                 <w:rFonts w:ascii="Courier New" w:hAnsi="Courier New"/>
+                <w:i/>
                 <w:color w:val="555555"/>
                 <w:sz w:val="16"/>
               </w:rPr>
@@ -5543,6 +5655,7 @@
             <w:r>
               <w:rPr>
                 <w:rFonts w:ascii="Courier New" w:hAnsi="Courier New"/>
+                <w:i/>
                 <w:color w:val="555555"/>
                 <w:sz w:val="16"/>
               </w:rPr>
@@ -5559,6 +5672,7 @@
             <w:r>
               <w:rPr>
                 <w:rFonts w:ascii="Courier New" w:hAnsi="Courier New"/>
+                <w:i/>
                 <w:color w:val="555555"/>
                 <w:sz w:val="16"/>
               </w:rPr>
@@ -5575,6 +5689,7 @@
             <w:r>
               <w:rPr>
                 <w:rFonts w:ascii="Courier New" w:hAnsi="Courier New"/>
+                <w:i/>
                 <w:color w:val="555555"/>
                 <w:sz w:val="16"/>
               </w:rPr>
@@ -5591,6 +5706,7 @@
             <w:r>
               <w:rPr>
                 <w:rFonts w:ascii="Courier New" w:hAnsi="Courier New"/>
+                <w:i/>
                 <w:color w:val="555555"/>
                 <w:sz w:val="16"/>
               </w:rPr>
@@ -5607,6 +5723,7 @@
             <w:r>
               <w:rPr>
                 <w:rFonts w:ascii="Courier New" w:hAnsi="Courier New"/>
+                <w:i/>
                 <w:color w:val="555555"/>
                 <w:sz w:val="16"/>
               </w:rPr>
@@ -5626,25 +5743,37 @@
         <w:pStyle w:val="Endure-Subhead"/>
         <w:keepNext/>
         <w:spacing w:before="240" w:after="60"/>
+        <w:outlineLvl w:val="1"/>
       </w:pPr>
       <w:r>
+        <w:rPr>
+          <w:sz w:val="24"/>
+        </w:rPr>
         <w:t>21.5 Modo Canal Externo (Telegram / WhatsApp via NemoClaw Gateway)</w:t>
       </w:r>
     </w:p>
     <w:p>
       <w:pPr>
         <w:pStyle w:val="Endure-FirstParagraphBodyText"/>
+        <w:spacing w:before="100" w:after="100"/>
       </w:pPr>
       <w:r>
+        <w:rPr>
+          <w:sz w:val="20"/>
+        </w:rPr>
         <w:t xml:space="preserve">Si tiene NemoClaw configurado con un gateway de mensajería (Capítulo 13), puede conectar la agencia de turismo directamente. El canal primario recomendado es </w:t>
       </w:r>
       <w:r>
         <w:rPr>
           <w:b/>
+          <w:sz w:val="20"/>
         </w:rPr>
         <w:t>Telegram</w:t>
       </w:r>
       <w:r>
+        <w:rPr>
+          <w:sz w:val="20"/>
+        </w:rPr>
         <w:t xml:space="preserve"> (bot via NemoClaw); WhatsApp requiere Business API y es opcional:</w:t>
       </w:r>
     </w:p>
@@ -5661,7 +5790,7 @@
         <w:tc>
           <w:tcPr>
             <w:tcW w:type="dxa" w:w="8152"/>
-            <w:shd w:val="clear" w:color="auto" w:fill="F2F2F2"/>
+            <w:shd w:val="clear" w:color="auto" w:fill="EAEAEA"/>
             <w:tcBorders>
               <w:left w:val="thick" w:sz="24" w:color="1A5A6A"/>
             </w:tcBorders>
@@ -5682,7 +5811,8 @@
             <w:r>
               <w:rPr>
                 <w:rFonts w:ascii="Courier New" w:hAnsi="Courier New"/>
-                <w:color w:val="1A1A1A"/>
+                <w:i/>
+                <w:color w:val="888888"/>
                 <w:sz w:val="16"/>
               </w:rPr>
               <w:t># telegram_bridge.py — webhook para NemoClaw + Telegram</w:t>
@@ -5856,7 +5986,8 @@
             <w:r>
               <w:rPr>
                 <w:rFonts w:ascii="Courier New" w:hAnsi="Courier New"/>
-                <w:color w:val="1A1A1A"/>
+                <w:i/>
+                <w:color w:val="888888"/>
                 <w:sz w:val="16"/>
               </w:rPr>
               <w:t># Historial de conversaciones por número de teléfono</w:t>
@@ -5935,7 +6066,8 @@
             <w:r>
               <w:rPr>
                 <w:rFonts w:ascii="Courier New" w:hAnsi="Courier New"/>
-                <w:color w:val="1A1A1A"/>
+                <w:i/>
+                <w:color w:val="888888"/>
                 <w:sz w:val="16"/>
               </w:rPr>
               <w:t xml:space="preserve">    # (mismo código de clasificación)</w:t>
@@ -6173,7 +6305,8 @@
             <w:r>
               <w:rPr>
                 <w:rFonts w:ascii="Courier New" w:hAnsi="Courier New"/>
-                <w:color w:val="1A1A1A"/>
+                <w:i/>
+                <w:color w:val="888888"/>
                 <w:sz w:val="16"/>
               </w:rPr>
               <w:t xml:space="preserve">    # Mantener historial por número</w:t>
@@ -6477,7 +6610,8 @@
             <w:r>
               <w:rPr>
                 <w:rFonts w:ascii="Courier New" w:hAnsi="Courier New"/>
-                <w:color w:val="1A1A1A"/>
+                <w:i/>
+                <w:color w:val="888888"/>
                 <w:sz w:val="16"/>
               </w:rPr>
               <w:t xml:space="preserve">        # Limitar historial a 20 mensajes</w:t>
@@ -6662,7 +6796,7 @@
         <w:tc>
           <w:tcPr>
             <w:tcW w:type="dxa" w:w="8152"/>
-            <w:shd w:val="clear" w:color="auto" w:fill="F2F2F2"/>
+            <w:shd w:val="clear" w:color="auto" w:fill="EAEAEA"/>
             <w:tcBorders>
               <w:left w:val="thick" w:sz="24" w:color="1A5A6A"/>
             </w:tcBorders>
@@ -6718,8 +6852,12 @@
         <w:pStyle w:val="Endure-Subhead"/>
         <w:keepNext/>
         <w:spacing w:before="240" w:after="60"/>
+        <w:outlineLvl w:val="1"/>
       </w:pPr>
       <w:r>
+        <w:rPr>
+          <w:sz w:val="24"/>
+        </w:rPr>
         <w:t>21.6 Limpieza Post-Pipeline</w:t>
       </w:r>
     </w:p>
@@ -6736,7 +6874,7 @@
         <w:tc>
           <w:tcPr>
             <w:tcW w:type="dxa" w:w="8152"/>
-            <w:shd w:val="clear" w:color="auto" w:fill="F2F2F2"/>
+            <w:shd w:val="clear" w:color="auto" w:fill="EAEAEA"/>
             <w:tcBorders>
               <w:left w:val="thick" w:sz="24" w:color="1A5A6A"/>
             </w:tcBorders>
@@ -6774,6 +6912,7 @@
             <w:r>
               <w:rPr>
                 <w:rFonts w:ascii="Courier New" w:hAnsi="Courier New"/>
+                <w:i/>
                 <w:color w:val="555555"/>
                 <w:sz w:val="16"/>
               </w:rPr>
@@ -6790,6 +6929,7 @@
             <w:r>
               <w:rPr>
                 <w:rFonts w:ascii="Courier New" w:hAnsi="Courier New"/>
+                <w:i/>
                 <w:color w:val="555555"/>
                 <w:sz w:val="16"/>
               </w:rPr>
@@ -6887,6 +7027,7 @@
             <w:r>
               <w:rPr>
                 <w:rFonts w:ascii="Courier New" w:hAnsi="Courier New"/>
+                <w:i/>
                 <w:color w:val="555555"/>
                 <w:sz w:val="16"/>
               </w:rPr>
@@ -6903,6 +7044,7 @@
             <w:r>
               <w:rPr>
                 <w:rFonts w:ascii="Courier New" w:hAnsi="Courier New"/>
+                <w:i/>
                 <w:color w:val="555555"/>
                 <w:sz w:val="16"/>
               </w:rPr>
@@ -6938,8 +7080,12 @@
         <w:pStyle w:val="Endure-Subhead"/>
         <w:keepNext/>
         <w:spacing w:before="240" w:after="60"/>
+        <w:outlineLvl w:val="1"/>
       </w:pPr>
       <w:r>
+        <w:rPr>
+          <w:sz w:val="24"/>
+        </w:rPr>
         <w:t>21.7 Verificación Final</w:t>
       </w:r>
     </w:p>
@@ -6956,7 +7102,7 @@
         <w:tc>
           <w:tcPr>
             <w:tcW w:type="dxa" w:w="8152"/>
-            <w:shd w:val="clear" w:color="auto" w:fill="F2F2F2"/>
+            <w:shd w:val="clear" w:color="auto" w:fill="EAEAEA"/>
             <w:tcBorders>
               <w:left w:val="thick" w:sz="24" w:color="1A5A6A"/>
             </w:tcBorders>
@@ -7088,6 +7234,7 @@
             <w:r>
               <w:rPr>
                 <w:rFonts w:ascii="Courier New" w:hAnsi="Courier New"/>
+                <w:i/>
                 <w:color w:val="555555"/>
                 <w:sz w:val="16"/>
               </w:rPr>
@@ -7104,6 +7251,7 @@
             <w:r>
               <w:rPr>
                 <w:rFonts w:ascii="Courier New" w:hAnsi="Courier New"/>
+                <w:i/>
                 <w:color w:val="555555"/>
                 <w:sz w:val="16"/>
               </w:rPr>
@@ -7183,6 +7331,7 @@
             <w:r>
               <w:rPr>
                 <w:rFonts w:ascii="Courier New" w:hAnsi="Courier New"/>
+                <w:i/>
                 <w:color w:val="555555"/>
                 <w:sz w:val="16"/>
               </w:rPr>
@@ -7215,6 +7364,7 @@
             <w:r>
               <w:rPr>
                 <w:rFonts w:ascii="Courier New" w:hAnsi="Courier New"/>
+                <w:i/>
                 <w:color w:val="555555"/>
                 <w:sz w:val="16"/>
               </w:rPr>
@@ -7231,6 +7381,7 @@
             <w:r>
               <w:rPr>
                 <w:rFonts w:ascii="Courier New" w:hAnsi="Courier New"/>
+                <w:i/>
                 <w:color w:val="555555"/>
                 <w:sz w:val="16"/>
               </w:rPr>
@@ -7310,6 +7461,7 @@
             <w:r>
               <w:rPr>
                 <w:rFonts w:ascii="Courier New" w:hAnsi="Courier New"/>
+                <w:i/>
                 <w:color w:val="555555"/>
                 <w:sz w:val="16"/>
               </w:rPr>
@@ -7326,6 +7478,7 @@
             <w:r>
               <w:rPr>
                 <w:rFonts w:ascii="Courier New" w:hAnsi="Courier New"/>
+                <w:i/>
                 <w:color w:val="555555"/>
                 <w:sz w:val="16"/>
               </w:rPr>
@@ -7342,6 +7495,7 @@
             <w:r>
               <w:rPr>
                 <w:rFonts w:ascii="Courier New" w:hAnsi="Courier New"/>
+                <w:i/>
                 <w:color w:val="555555"/>
                 <w:sz w:val="16"/>
               </w:rPr>
@@ -7358,6 +7512,7 @@
             <w:r>
               <w:rPr>
                 <w:rFonts w:ascii="Courier New" w:hAnsi="Courier New"/>
+                <w:i/>
                 <w:color w:val="555555"/>
                 <w:sz w:val="16"/>
               </w:rPr>
@@ -7374,6 +7529,7 @@
             <w:r>
               <w:rPr>
                 <w:rFonts w:ascii="Courier New" w:hAnsi="Courier New"/>
+                <w:i/>
                 <w:color w:val="555555"/>
                 <w:sz w:val="16"/>
               </w:rPr>
@@ -7390,6 +7546,7 @@
             <w:r>
               <w:rPr>
                 <w:rFonts w:ascii="Courier New" w:hAnsi="Courier New"/>
+                <w:i/>
                 <w:color w:val="555555"/>
                 <w:sz w:val="16"/>
               </w:rPr>
@@ -7406,6 +7563,7 @@
             <w:r>
               <w:rPr>
                 <w:rFonts w:ascii="Courier New" w:hAnsi="Courier New"/>
+                <w:i/>
                 <w:color w:val="555555"/>
                 <w:sz w:val="16"/>
               </w:rPr>
@@ -7422,6 +7580,7 @@
             <w:r>
               <w:rPr>
                 <w:rFonts w:ascii="Courier New" w:hAnsi="Courier New"/>
+                <w:i/>
                 <w:color w:val="555555"/>
                 <w:sz w:val="16"/>
               </w:rPr>
@@ -7438,6 +7597,7 @@
             <w:r>
               <w:rPr>
                 <w:rFonts w:ascii="Courier New" w:hAnsi="Courier New"/>
+                <w:i/>
                 <w:color w:val="555555"/>
                 <w:sz w:val="16"/>
               </w:rPr>
@@ -7504,8 +7664,12 @@
         <w:pStyle w:val="Endure-Subhead"/>
         <w:keepNext/>
         <w:spacing w:before="240" w:after="60"/>
+        <w:outlineLvl w:val="1"/>
       </w:pPr>
       <w:r>
+        <w:rPr>
+          <w:sz w:val="24"/>
+        </w:rPr>
         <w:t>21.8 Escalabilidad y Extensiones</w:t>
       </w:r>
     </w:p>
@@ -7514,10 +7678,11 @@
         <w:pStyle w:val="Endure-Subhead"/>
         <w:keepNext/>
         <w:spacing w:before="160" w:after="60"/>
+        <w:outlineLvl w:val="2"/>
       </w:pPr>
       <w:r>
         <w:rPr>
-          <w:sz w:val="18"/>
+          <w:sz w:val="22"/>
         </w:rPr>
         <w:t>21.8.1 Bot de Telegram para la Agencia de Turismo</w:t>
       </w:r>
@@ -7525,22 +7690,31 @@
     <w:p>
       <w:pPr>
         <w:pStyle w:val="Endure-FirstParagraphBodyText"/>
+        <w:spacing w:before="100" w:after="100"/>
       </w:pPr>
       <w:r>
+        <w:rPr>
+          <w:sz w:val="20"/>
+        </w:rPr>
         <w:t>La agencia multi-agente puede integrarse con Telegram para atender consultas de viajeros directamente desde la mensajería. El usuario escribe su destino y preferencias; el Jetson responde con el itinerario completo.</w:t>
       </w:r>
     </w:p>
     <w:p>
       <w:pPr>
         <w:pStyle w:val="Endure-ChapterBodyText"/>
+        <w:spacing w:before="100" w:after="100"/>
       </w:pPr>
       <w:r>
         <w:rPr>
           <w:b/>
+          <w:sz w:val="20"/>
         </w:rPr>
         <w:t>Flujo con N8N</w:t>
       </w:r>
       <w:r>
+        <w:rPr>
+          <w:sz w:val="20"/>
+        </w:rPr>
         <w:t xml:space="preserve"> (ver Capítulo 14):</w:t>
       </w:r>
     </w:p>
@@ -7557,7 +7731,7 @@
         <w:tc>
           <w:tcPr>
             <w:tcW w:type="dxa" w:w="8152"/>
-            <w:shd w:val="clear" w:color="auto" w:fill="F2F2F2"/>
+            <w:shd w:val="clear" w:color="auto" w:fill="EAEAEA"/>
             <w:tcBorders>
               <w:left w:val="thick" w:sz="24" w:color="1A5A6A"/>
             </w:tcBorders>
@@ -7865,14 +8039,19 @@
     <w:p>
       <w:pPr>
         <w:pStyle w:val="Endure-ChapterBodyText"/>
+        <w:spacing w:before="100" w:after="100"/>
       </w:pPr>
       <w:r>
         <w:rPr>
           <w:b/>
+          <w:sz w:val="20"/>
         </w:rPr>
         <w:t>Flujo con OpenClaw</w:t>
       </w:r>
       <w:r>
+        <w:rPr>
+          <w:sz w:val="20"/>
+        </w:rPr>
         <w:t xml:space="preserve"> (ver Capítulo 11A):</w:t>
       </w:r>
     </w:p>
@@ -7889,7 +8068,7 @@
         <w:tc>
           <w:tcPr>
             <w:tcW w:type="dxa" w:w="8152"/>
-            <w:shd w:val="clear" w:color="auto" w:fill="F2F2F2"/>
+            <w:shd w:val="clear" w:color="auto" w:fill="EAEAEA"/>
             <w:tcBorders>
               <w:left w:val="thick" w:sz="24" w:color="1A5A6A"/>
             </w:tcBorders>
@@ -8025,10 +8204,11 @@
         <w:pStyle w:val="Endure-Subhead"/>
         <w:keepNext/>
         <w:spacing w:before="160" w:after="60"/>
+        <w:outlineLvl w:val="2"/>
       </w:pPr>
       <w:r>
         <w:rPr>
-          <w:sz w:val="18"/>
+          <w:sz w:val="22"/>
         </w:rPr>
         <w:t>21.8.2 Modo Mixto con OpenRouter</w:t>
       </w:r>
@@ -8036,8 +8216,12 @@
     <w:p>
       <w:pPr>
         <w:pStyle w:val="Endure-FirstParagraphBodyText"/>
+        <w:spacing w:before="100" w:after="100"/>
       </w:pPr>
       <w:r>
+        <w:rPr>
+          <w:sz w:val="20"/>
+        </w:rPr>
         <w:t>Para destinos exóticos o cuando el modelo local no tenga suficiente conocimiento geográfico actualizado, integre OpenRouter como backend alternativo:</w:t>
       </w:r>
     </w:p>
@@ -8054,7 +8238,7 @@
         <w:tc>
           <w:tcPr>
             <w:tcW w:type="dxa" w:w="8152"/>
-            <w:shd w:val="clear" w:color="auto" w:fill="F2F2F2"/>
+            <w:shd w:val="clear" w:color="auto" w:fill="EAEAEA"/>
             <w:tcBorders>
               <w:left w:val="thick" w:sz="24" w:color="1A5A6A"/>
             </w:tcBorders>
@@ -8308,7 +8492,7 @@
         <w:tc>
           <w:tcPr>
             <w:tcW w:type="dxa" w:w="8152"/>
-            <w:shd w:val="clear" w:color="auto" w:fill="F2F2F2"/>
+            <w:shd w:val="clear" w:color="auto" w:fill="EAEAEA"/>
             <w:tcBorders>
               <w:left w:val="thick" w:sz="24" w:color="1A5A6A"/>
             </w:tcBorders>
@@ -8346,6 +8530,7 @@
             <w:r>
               <w:rPr>
                 <w:rFonts w:ascii="Courier New" w:hAnsi="Courier New"/>
+                <w:i/>
                 <w:color w:val="555555"/>
                 <w:sz w:val="16"/>
               </w:rPr>
@@ -8362,6 +8547,7 @@
             <w:r>
               <w:rPr>
                 <w:rFonts w:ascii="Courier New" w:hAnsi="Courier New"/>
+                <w:i/>
                 <w:color w:val="555555"/>
                 <w:sz w:val="16"/>
               </w:rPr>
@@ -8381,10 +8567,11 @@
         <w:pStyle w:val="Endure-Subhead"/>
         <w:keepNext/>
         <w:spacing w:before="160" w:after="60"/>
+        <w:outlineLvl w:val="2"/>
       </w:pPr>
       <w:r>
         <w:rPr>
-          <w:sz w:val="18"/>
+          <w:sz w:val="22"/>
         </w:rPr>
         <w:t>21.8.3 Evaluación de Backend de Inferencia</w:t>
       </w:r>
@@ -8392,8 +8579,12 @@
     <w:p>
       <w:pPr>
         <w:pStyle w:val="Endure-FirstParagraphBodyText"/>
+        <w:spacing w:before="100" w:after="100"/>
       </w:pPr>
       <w:r>
+        <w:rPr>
+          <w:sz w:val="20"/>
+        </w:rPr>
         <w:t>Para una agencia multi-agente con múltiples llamadas secuenciales al LLM por cada consulta:</w:t>
       </w:r>
     </w:p>
@@ -8410,20 +8601,38 @@
         <w:gridCol w:w="2038"/>
       </w:tblGrid>
       <w:tr>
+        <w:trPr>
+          <w:trHeight w:val="453" w:hRule="atLeast"/>
+          <w:tblHeader/>
+        </w:trPr>
         <w:tc>
           <w:tcPr>
             <w:tcW w:type="dxa" w:w="2038"/>
             <w:shd w:val="clear" w:color="auto" w:fill="1A5A6A"/>
+            <w:tcBorders>
+              <w:top w:val="single" w:sz="12" w:color="FFFFFF"/>
+              <w:left w:val="single" w:sz="12" w:color="FFFFFF"/>
+              <w:bottom w:val="single" w:sz="12" w:color="FFFFFF"/>
+              <w:right w:val="single" w:sz="12" w:color="FFFFFF"/>
+            </w:tcBorders>
+            <w:vAlign w:val="center"/>
+            <w:tcMar>
+              <w:top w:w="60" w:type="dxa"/>
+              <w:left w:w="120" w:type="dxa"/>
+              <w:bottom w:w="60" w:type="dxa"/>
+              <w:right w:w="80" w:type="dxa"/>
+            </w:tcMar>
           </w:tcPr>
           <w:p>
             <w:pPr>
+              <w:spacing w:before="0" w:after="0"/>
               <w:jc w:val="center"/>
             </w:pPr>
             <w:r>
               <w:rPr>
                 <w:b/>
                 <w:color w:val="FFFFFF"/>
-                <w:sz w:val="17"/>
+                <w:sz w:val="16"/>
               </w:rPr>
               <w:t>Backend</w:t>
             </w:r>
@@ -8433,16 +8642,30 @@
           <w:tcPr>
             <w:tcW w:type="dxa" w:w="2038"/>
             <w:shd w:val="clear" w:color="auto" w:fill="1A5A6A"/>
+            <w:tcBorders>
+              <w:top w:val="single" w:sz="12" w:color="FFFFFF"/>
+              <w:left w:val="single" w:sz="12" w:color="FFFFFF"/>
+              <w:bottom w:val="single" w:sz="12" w:color="FFFFFF"/>
+              <w:right w:val="single" w:sz="12" w:color="FFFFFF"/>
+            </w:tcBorders>
+            <w:vAlign w:val="center"/>
+            <w:tcMar>
+              <w:top w:w="60" w:type="dxa"/>
+              <w:left w:w="120" w:type="dxa"/>
+              <w:bottom w:w="60" w:type="dxa"/>
+              <w:right w:w="80" w:type="dxa"/>
+            </w:tcMar>
           </w:tcPr>
           <w:p>
             <w:pPr>
+              <w:spacing w:before="0" w:after="0"/>
               <w:jc w:val="center"/>
             </w:pPr>
             <w:r>
               <w:rPr>
                 <w:b/>
                 <w:color w:val="FFFFFF"/>
-                <w:sz w:val="17"/>
+                <w:sz w:val="16"/>
               </w:rPr>
               <w:t>Ventaja</w:t>
             </w:r>
@@ -8452,16 +8675,30 @@
           <w:tcPr>
             <w:tcW w:type="dxa" w:w="2038"/>
             <w:shd w:val="clear" w:color="auto" w:fill="1A5A6A"/>
+            <w:tcBorders>
+              <w:top w:val="single" w:sz="12" w:color="FFFFFF"/>
+              <w:left w:val="single" w:sz="12" w:color="FFFFFF"/>
+              <w:bottom w:val="single" w:sz="12" w:color="FFFFFF"/>
+              <w:right w:val="single" w:sz="12" w:color="FFFFFF"/>
+            </w:tcBorders>
+            <w:vAlign w:val="center"/>
+            <w:tcMar>
+              <w:top w:w="60" w:type="dxa"/>
+              <w:left w:w="120" w:type="dxa"/>
+              <w:bottom w:w="60" w:type="dxa"/>
+              <w:right w:w="80" w:type="dxa"/>
+            </w:tcMar>
           </w:tcPr>
           <w:p>
             <w:pPr>
+              <w:spacing w:before="0" w:after="0"/>
               <w:jc w:val="center"/>
             </w:pPr>
             <w:r>
               <w:rPr>
                 <w:b/>
                 <w:color w:val="FFFFFF"/>
-                <w:sz w:val="17"/>
+                <w:sz w:val="16"/>
               </w:rPr>
               <w:t>Desventaja</w:t>
             </w:r>
@@ -8471,16 +8708,30 @@
           <w:tcPr>
             <w:tcW w:type="dxa" w:w="2038"/>
             <w:shd w:val="clear" w:color="auto" w:fill="1A5A6A"/>
+            <w:tcBorders>
+              <w:top w:val="single" w:sz="12" w:color="FFFFFF"/>
+              <w:left w:val="single" w:sz="12" w:color="FFFFFF"/>
+              <w:bottom w:val="single" w:sz="12" w:color="FFFFFF"/>
+              <w:right w:val="single" w:sz="12" w:color="FFFFFF"/>
+            </w:tcBorders>
+            <w:vAlign w:val="center"/>
+            <w:tcMar>
+              <w:top w:w="60" w:type="dxa"/>
+              <w:left w:w="120" w:type="dxa"/>
+              <w:bottom w:w="60" w:type="dxa"/>
+              <w:right w:w="80" w:type="dxa"/>
+            </w:tcMar>
           </w:tcPr>
           <w:p>
             <w:pPr>
+              <w:spacing w:before="0" w:after="0"/>
               <w:jc w:val="center"/>
             </w:pPr>
             <w:r>
               <w:rPr>
                 <w:b/>
                 <w:color w:val="FFFFFF"/>
-                <w:sz w:val="17"/>
+                <w:sz w:val="16"/>
               </w:rPr>
               <w:t>Recomendación</w:t>
             </w:r>
@@ -8488,15 +8739,35 @@
         </w:tc>
       </w:tr>
       <w:tr>
+        <w:trPr>
+          <w:trHeight w:val="283" w:hRule="atLeast"/>
+        </w:trPr>
         <w:tc>
           <w:tcPr>
             <w:tcW w:type="dxa" w:w="2038"/>
-            <w:shd w:val="clear" w:color="auto" w:fill="F8F8F8"/>
+            <w:shd w:val="clear" w:color="auto" w:fill="EAEAEA"/>
+            <w:tcBorders>
+              <w:top w:val="single" w:sz="12" w:color="FFFFFF"/>
+              <w:left w:val="single" w:sz="12" w:color="FFFFFF"/>
+              <w:bottom w:val="single" w:sz="12" w:color="FFFFFF"/>
+              <w:right w:val="single" w:sz="12" w:color="FFFFFF"/>
+            </w:tcBorders>
+            <w:vAlign w:val="center"/>
+            <w:tcMar>
+              <w:top w:w="40" w:type="dxa"/>
+              <w:left w:w="120" w:type="dxa"/>
+              <w:bottom w:w="40" w:type="dxa"/>
+              <w:right w:w="80" w:type="dxa"/>
+            </w:tcMar>
           </w:tcPr>
           <w:p>
-            <w:r>
-              <w:rPr>
-                <w:sz w:val="17"/>
+            <w:pPr>
+              <w:spacing w:before="0" w:after="0"/>
+              <w:jc w:val="center"/>
+            </w:pPr>
+            <w:r>
+              <w:rPr>
+                <w:sz w:val="16"/>
               </w:rPr>
               <w:t>Ollama (qwen3:7b)</w:t>
             </w:r>
@@ -8505,12 +8776,29 @@
         <w:tc>
           <w:tcPr>
             <w:tcW w:type="dxa" w:w="2038"/>
-            <w:shd w:val="clear" w:color="auto" w:fill="F8F8F8"/>
+            <w:shd w:val="clear" w:color="auto" w:fill="EAEAEA"/>
+            <w:tcBorders>
+              <w:top w:val="single" w:sz="12" w:color="FFFFFF"/>
+              <w:left w:val="single" w:sz="12" w:color="FFFFFF"/>
+              <w:bottom w:val="single" w:sz="12" w:color="FFFFFF"/>
+              <w:right w:val="single" w:sz="12" w:color="FFFFFF"/>
+            </w:tcBorders>
+            <w:vAlign w:val="center"/>
+            <w:tcMar>
+              <w:top w:w="40" w:type="dxa"/>
+              <w:left w:w="120" w:type="dxa"/>
+              <w:bottom w:w="40" w:type="dxa"/>
+              <w:right w:w="80" w:type="dxa"/>
+            </w:tcMar>
           </w:tcPr>
           <w:p>
-            <w:r>
-              <w:rPr>
-                <w:sz w:val="17"/>
+            <w:pPr>
+              <w:spacing w:before="0" w:after="0"/>
+              <w:jc w:val="center"/>
+            </w:pPr>
+            <w:r>
+              <w:rPr>
+                <w:sz w:val="16"/>
               </w:rPr>
               <w:t>Simplicidad, API compatible</w:t>
             </w:r>
@@ -8519,12 +8807,29 @@
         <w:tc>
           <w:tcPr>
             <w:tcW w:type="dxa" w:w="2038"/>
-            <w:shd w:val="clear" w:color="auto" w:fill="F8F8F8"/>
+            <w:shd w:val="clear" w:color="auto" w:fill="EAEAEA"/>
+            <w:tcBorders>
+              <w:top w:val="single" w:sz="12" w:color="FFFFFF"/>
+              <w:left w:val="single" w:sz="12" w:color="FFFFFF"/>
+              <w:bottom w:val="single" w:sz="12" w:color="FFFFFF"/>
+              <w:right w:val="single" w:sz="12" w:color="FFFFFF"/>
+            </w:tcBorders>
+            <w:vAlign w:val="center"/>
+            <w:tcMar>
+              <w:top w:w="40" w:type="dxa"/>
+              <w:left w:w="120" w:type="dxa"/>
+              <w:bottom w:w="40" w:type="dxa"/>
+              <w:right w:w="80" w:type="dxa"/>
+            </w:tcMar>
           </w:tcPr>
           <w:p>
-            <w:r>
-              <w:rPr>
-                <w:sz w:val="17"/>
+            <w:pPr>
+              <w:spacing w:before="0" w:after="0"/>
+              <w:jc w:val="center"/>
+            </w:pPr>
+            <w:r>
+              <w:rPr>
+                <w:sz w:val="16"/>
               </w:rPr>
               <w:t>Mayor overhead por llamada</w:t>
             </w:r>
@@ -8533,12 +8838,29 @@
         <w:tc>
           <w:tcPr>
             <w:tcW w:type="dxa" w:w="2038"/>
-            <w:shd w:val="clear" w:color="auto" w:fill="F8F8F8"/>
+            <w:shd w:val="clear" w:color="auto" w:fill="EAEAEA"/>
+            <w:tcBorders>
+              <w:top w:val="single" w:sz="12" w:color="FFFFFF"/>
+              <w:left w:val="single" w:sz="12" w:color="FFFFFF"/>
+              <w:bottom w:val="single" w:sz="12" w:color="FFFFFF"/>
+              <w:right w:val="single" w:sz="12" w:color="FFFFFF"/>
+            </w:tcBorders>
+            <w:vAlign w:val="center"/>
+            <w:tcMar>
+              <w:top w:w="40" w:type="dxa"/>
+              <w:left w:w="120" w:type="dxa"/>
+              <w:bottom w:w="40" w:type="dxa"/>
+              <w:right w:w="80" w:type="dxa"/>
+            </w:tcMar>
           </w:tcPr>
           <w:p>
-            <w:r>
-              <w:rPr>
-                <w:sz w:val="17"/>
+            <w:pPr>
+              <w:spacing w:before="0" w:after="0"/>
+              <w:jc w:val="center"/>
+            </w:pPr>
+            <w:r>
+              <w:rPr>
+                <w:sz w:val="16"/>
               </w:rPr>
               <w:t>Ideal para 1 usuario</w:t>
             </w:r>
@@ -8546,15 +8868,35 @@
         </w:tc>
       </w:tr>
       <w:tr>
+        <w:trPr>
+          <w:trHeight w:val="283" w:hRule="atLeast"/>
+        </w:trPr>
         <w:tc>
           <w:tcPr>
             <w:tcW w:type="dxa" w:w="2038"/>
-            <w:shd w:val="clear" w:color="auto" w:fill="FFFFFF"/>
+            <w:shd w:val="clear" w:color="auto" w:fill="EAEAEA"/>
+            <w:tcBorders>
+              <w:top w:val="single" w:sz="12" w:color="FFFFFF"/>
+              <w:left w:val="single" w:sz="12" w:color="FFFFFF"/>
+              <w:bottom w:val="single" w:sz="12" w:color="FFFFFF"/>
+              <w:right w:val="single" w:sz="12" w:color="FFFFFF"/>
+            </w:tcBorders>
+            <w:vAlign w:val="center"/>
+            <w:tcMar>
+              <w:top w:w="40" w:type="dxa"/>
+              <w:left w:w="120" w:type="dxa"/>
+              <w:bottom w:w="40" w:type="dxa"/>
+              <w:right w:w="80" w:type="dxa"/>
+            </w:tcMar>
           </w:tcPr>
           <w:p>
-            <w:r>
-              <w:rPr>
-                <w:sz w:val="17"/>
+            <w:pPr>
+              <w:spacing w:before="0" w:after="0"/>
+              <w:jc w:val="center"/>
+            </w:pPr>
+            <w:r>
+              <w:rPr>
+                <w:sz w:val="16"/>
               </w:rPr>
               <w:t>llama.cpp (qwen3:7b Q4_K_M)</w:t>
             </w:r>
@@ -8563,12 +8905,29 @@
         <w:tc>
           <w:tcPr>
             <w:tcW w:type="dxa" w:w="2038"/>
-            <w:shd w:val="clear" w:color="auto" w:fill="FFFFFF"/>
+            <w:shd w:val="clear" w:color="auto" w:fill="EAEAEA"/>
+            <w:tcBorders>
+              <w:top w:val="single" w:sz="12" w:color="FFFFFF"/>
+              <w:left w:val="single" w:sz="12" w:color="FFFFFF"/>
+              <w:bottom w:val="single" w:sz="12" w:color="FFFFFF"/>
+              <w:right w:val="single" w:sz="12" w:color="FFFFFF"/>
+            </w:tcBorders>
+            <w:vAlign w:val="center"/>
+            <w:tcMar>
+              <w:top w:w="40" w:type="dxa"/>
+              <w:left w:w="120" w:type="dxa"/>
+              <w:bottom w:w="40" w:type="dxa"/>
+              <w:right w:w="80" w:type="dxa"/>
+            </w:tcMar>
           </w:tcPr>
           <w:p>
-            <w:r>
-              <w:rPr>
-                <w:sz w:val="17"/>
+            <w:pPr>
+              <w:spacing w:before="0" w:after="0"/>
+              <w:jc w:val="center"/>
+            </w:pPr>
+            <w:r>
+              <w:rPr>
+                <w:sz w:val="16"/>
               </w:rPr>
               <w:t>Menor latencia por token</w:t>
             </w:r>
@@ -8577,12 +8936,29 @@
         <w:tc>
           <w:tcPr>
             <w:tcW w:type="dxa" w:w="2038"/>
-            <w:shd w:val="clear" w:color="auto" w:fill="FFFFFF"/>
+            <w:shd w:val="clear" w:color="auto" w:fill="EAEAEA"/>
+            <w:tcBorders>
+              <w:top w:val="single" w:sz="12" w:color="FFFFFF"/>
+              <w:left w:val="single" w:sz="12" w:color="FFFFFF"/>
+              <w:bottom w:val="single" w:sz="12" w:color="FFFFFF"/>
+              <w:right w:val="single" w:sz="12" w:color="FFFFFF"/>
+            </w:tcBorders>
+            <w:vAlign w:val="center"/>
+            <w:tcMar>
+              <w:top w:w="40" w:type="dxa"/>
+              <w:left w:w="120" w:type="dxa"/>
+              <w:bottom w:w="40" w:type="dxa"/>
+              <w:right w:w="80" w:type="dxa"/>
+            </w:tcMar>
           </w:tcPr>
           <w:p>
-            <w:r>
-              <w:rPr>
-                <w:sz w:val="17"/>
+            <w:pPr>
+              <w:spacing w:before="0" w:after="0"/>
+              <w:jc w:val="center"/>
+            </w:pPr>
+            <w:r>
+              <w:rPr>
+                <w:sz w:val="16"/>
               </w:rPr>
               <w:t>Requiere gestión manual</w:t>
             </w:r>
@@ -8591,12 +8967,29 @@
         <w:tc>
           <w:tcPr>
             <w:tcW w:type="dxa" w:w="2038"/>
-            <w:shd w:val="clear" w:color="auto" w:fill="FFFFFF"/>
+            <w:shd w:val="clear" w:color="auto" w:fill="EAEAEA"/>
+            <w:tcBorders>
+              <w:top w:val="single" w:sz="12" w:color="FFFFFF"/>
+              <w:left w:val="single" w:sz="12" w:color="FFFFFF"/>
+              <w:bottom w:val="single" w:sz="12" w:color="FFFFFF"/>
+              <w:right w:val="single" w:sz="12" w:color="FFFFFF"/>
+            </w:tcBorders>
+            <w:vAlign w:val="center"/>
+            <w:tcMar>
+              <w:top w:w="40" w:type="dxa"/>
+              <w:left w:w="120" w:type="dxa"/>
+              <w:bottom w:w="40" w:type="dxa"/>
+              <w:right w:w="80" w:type="dxa"/>
+            </w:tcMar>
           </w:tcPr>
           <w:p>
-            <w:r>
-              <w:rPr>
-                <w:sz w:val="17"/>
+            <w:pPr>
+              <w:spacing w:before="0" w:after="0"/>
+              <w:jc w:val="both"/>
+            </w:pPr>
+            <w:r>
+              <w:rPr>
+                <w:sz w:val="16"/>
               </w:rPr>
               <w:t>Buena opción para reducir tiempo de respuesta</w:t>
             </w:r>
@@ -8604,15 +8997,35 @@
         </w:tc>
       </w:tr>
       <w:tr>
+        <w:trPr>
+          <w:trHeight w:val="283" w:hRule="atLeast"/>
+        </w:trPr>
         <w:tc>
           <w:tcPr>
             <w:tcW w:type="dxa" w:w="2038"/>
-            <w:shd w:val="clear" w:color="auto" w:fill="F8F8F8"/>
+            <w:shd w:val="clear" w:color="auto" w:fill="EAEAEA"/>
+            <w:tcBorders>
+              <w:top w:val="single" w:sz="12" w:color="FFFFFF"/>
+              <w:left w:val="single" w:sz="12" w:color="FFFFFF"/>
+              <w:bottom w:val="single" w:sz="12" w:color="FFFFFF"/>
+              <w:right w:val="single" w:sz="12" w:color="FFFFFF"/>
+            </w:tcBorders>
+            <w:vAlign w:val="center"/>
+            <w:tcMar>
+              <w:top w:w="40" w:type="dxa"/>
+              <w:left w:w="120" w:type="dxa"/>
+              <w:bottom w:w="40" w:type="dxa"/>
+              <w:right w:w="80" w:type="dxa"/>
+            </w:tcMar>
           </w:tcPr>
           <w:p>
-            <w:r>
-              <w:rPr>
-                <w:sz w:val="17"/>
+            <w:pPr>
+              <w:spacing w:before="0" w:after="0"/>
+              <w:jc w:val="center"/>
+            </w:pPr>
+            <w:r>
+              <w:rPr>
+                <w:sz w:val="16"/>
               </w:rPr>
               <w:t>vLLM</w:t>
             </w:r>
@@ -8621,12 +9034,29 @@
         <w:tc>
           <w:tcPr>
             <w:tcW w:type="dxa" w:w="2038"/>
-            <w:shd w:val="clear" w:color="auto" w:fill="F8F8F8"/>
+            <w:shd w:val="clear" w:color="auto" w:fill="EAEAEA"/>
+            <w:tcBorders>
+              <w:top w:val="single" w:sz="12" w:color="FFFFFF"/>
+              <w:left w:val="single" w:sz="12" w:color="FFFFFF"/>
+              <w:bottom w:val="single" w:sz="12" w:color="FFFFFF"/>
+              <w:right w:val="single" w:sz="12" w:color="FFFFFF"/>
+            </w:tcBorders>
+            <w:vAlign w:val="center"/>
+            <w:tcMar>
+              <w:top w:w="40" w:type="dxa"/>
+              <w:left w:w="120" w:type="dxa"/>
+              <w:bottom w:w="40" w:type="dxa"/>
+              <w:right w:w="80" w:type="dxa"/>
+            </w:tcMar>
           </w:tcPr>
           <w:p>
-            <w:r>
-              <w:rPr>
-                <w:sz w:val="17"/>
+            <w:pPr>
+              <w:spacing w:before="0" w:after="0"/>
+              <w:jc w:val="center"/>
+            </w:pPr>
+            <w:r>
+              <w:rPr>
+                <w:sz w:val="16"/>
               </w:rPr>
               <w:t>Throughput alto, batching</w:t>
             </w:r>
@@ -8635,12 +9065,29 @@
         <w:tc>
           <w:tcPr>
             <w:tcW w:type="dxa" w:w="2038"/>
-            <w:shd w:val="clear" w:color="auto" w:fill="F8F8F8"/>
+            <w:shd w:val="clear" w:color="auto" w:fill="EAEAEA"/>
+            <w:tcBorders>
+              <w:top w:val="single" w:sz="12" w:color="FFFFFF"/>
+              <w:left w:val="single" w:sz="12" w:color="FFFFFF"/>
+              <w:bottom w:val="single" w:sz="12" w:color="FFFFFF"/>
+              <w:right w:val="single" w:sz="12" w:color="FFFFFF"/>
+            </w:tcBorders>
+            <w:vAlign w:val="center"/>
+            <w:tcMar>
+              <w:top w:w="40" w:type="dxa"/>
+              <w:left w:w="120" w:type="dxa"/>
+              <w:bottom w:w="40" w:type="dxa"/>
+              <w:right w:w="80" w:type="dxa"/>
+            </w:tcMar>
           </w:tcPr>
           <w:p>
-            <w:r>
-              <w:rPr>
-                <w:sz w:val="17"/>
+            <w:pPr>
+              <w:spacing w:before="0" w:after="0"/>
+              <w:jc w:val="center"/>
+            </w:pPr>
+            <w:r>
+              <w:rPr>
+                <w:sz w:val="16"/>
               </w:rPr>
               <w:t>Startup lento, &gt;4 GB VRAM</w:t>
             </w:r>
@@ -8649,12 +9096,29 @@
         <w:tc>
           <w:tcPr>
             <w:tcW w:type="dxa" w:w="2038"/>
-            <w:shd w:val="clear" w:color="auto" w:fill="F8F8F8"/>
+            <w:shd w:val="clear" w:color="auto" w:fill="EAEAEA"/>
+            <w:tcBorders>
+              <w:top w:val="single" w:sz="12" w:color="FFFFFF"/>
+              <w:left w:val="single" w:sz="12" w:color="FFFFFF"/>
+              <w:bottom w:val="single" w:sz="12" w:color="FFFFFF"/>
+              <w:right w:val="single" w:sz="12" w:color="FFFFFF"/>
+            </w:tcBorders>
+            <w:vAlign w:val="center"/>
+            <w:tcMar>
+              <w:top w:w="40" w:type="dxa"/>
+              <w:left w:w="120" w:type="dxa"/>
+              <w:bottom w:w="40" w:type="dxa"/>
+              <w:right w:w="80" w:type="dxa"/>
+            </w:tcMar>
           </w:tcPr>
           <w:p>
-            <w:r>
-              <w:rPr>
-                <w:sz w:val="17"/>
+            <w:pPr>
+              <w:spacing w:before="0" w:after="0"/>
+              <w:jc w:val="both"/>
+            </w:pPr>
+            <w:r>
+              <w:rPr>
+                <w:sz w:val="16"/>
               </w:rPr>
               <w:t>Solo si atiende múltiples usuarios concurrentes</w:t>
             </w:r>

--- a/book/docx-por-capitulo/capitulo-23-agencia-turismo.docx
+++ b/book/docx-por-capitulo/capitulo-23-agencia-turismo.docx
@@ -26,7 +26,7 @@
       <w:pPr>
         <w:pStyle w:val="Endure-Subhead"/>
         <w:keepNext/>
-        <w:spacing w:before="240" w:after="60"/>
+        <w:spacing w:before="240" w:after="60" w:line="240" w:lineRule="auto"/>
         <w:outlineLvl w:val="1"/>
       </w:pPr>
       <w:r>
@@ -39,7 +39,7 @@
     <w:p>
       <w:pPr>
         <w:pStyle w:val="Endure-FirstParagraphBodyText"/>
-        <w:spacing w:before="100" w:after="100"/>
+        <w:spacing w:before="100" w:after="100" w:line="240" w:lineRule="auto"/>
       </w:pPr>
       <w:r>
         <w:rPr>
@@ -51,7 +51,7 @@
     <w:p>
       <w:pPr>
         <w:pStyle w:val="Endure-ChapterBodyText"/>
-        <w:spacing w:before="100" w:after="100"/>
+        <w:spacing w:before="100" w:after="100" w:line="240" w:lineRule="auto"/>
       </w:pPr>
       <w:r>
         <w:rPr>
@@ -63,7 +63,7 @@
     <w:p>
       <w:pPr>
         <w:pStyle w:val="Endure-ChapterBodyText"/>
-        <w:spacing w:before="100" w:after="100"/>
+        <w:spacing w:before="100" w:after="100" w:line="240" w:lineRule="auto"/>
       </w:pPr>
       <w:r>
         <w:rPr>
@@ -76,7 +76,7 @@
     <w:p>
       <w:pPr>
         <w:pStyle w:val="Endure-ChapterBodyText"/>
-        <w:spacing w:before="40" w:after="40"/>
+        <w:spacing w:before="40" w:after="40" w:line="240" w:lineRule="auto"/>
         <w:ind w:left="360" w:hanging="216"/>
       </w:pPr>
       <w:r>
@@ -95,7 +95,7 @@
     <w:p>
       <w:pPr>
         <w:pStyle w:val="Endure-ChapterBodyText"/>
-        <w:spacing w:before="40" w:after="40"/>
+        <w:spacing w:before="40" w:after="40" w:line="240" w:lineRule="auto"/>
         <w:ind w:left="360" w:hanging="216"/>
       </w:pPr>
       <w:r>
@@ -127,7 +127,7 @@
     <w:p>
       <w:pPr>
         <w:pStyle w:val="Endure-ChapterBodyText"/>
-        <w:spacing w:before="40" w:after="40"/>
+        <w:spacing w:before="40" w:after="40" w:line="240" w:lineRule="auto"/>
         <w:ind w:left="360" w:hanging="216"/>
       </w:pPr>
       <w:r>
@@ -151,7 +151,7 @@
     <w:p>
       <w:pPr>
         <w:pStyle w:val="Endure-ChapterBodyText"/>
-        <w:spacing w:before="100" w:after="100"/>
+        <w:spacing w:before="100" w:after="100" w:line="240" w:lineRule="auto"/>
       </w:pPr>
       <w:r>
         <w:rPr>
@@ -164,7 +164,7 @@
     <w:p>
       <w:pPr>
         <w:pStyle w:val="Endure-ChapterBodyText"/>
-        <w:spacing w:before="40" w:after="40"/>
+        <w:spacing w:before="40" w:after="40" w:line="240" w:lineRule="auto"/>
         <w:ind w:left="360" w:hanging="216"/>
       </w:pPr>
       <w:r>
@@ -183,7 +183,7 @@
     <w:p>
       <w:pPr>
         <w:pStyle w:val="Endure-ChapterBodyText"/>
-        <w:spacing w:before="40" w:after="40"/>
+        <w:spacing w:before="40" w:after="40" w:line="240" w:lineRule="auto"/>
         <w:ind w:left="360" w:hanging="216"/>
       </w:pPr>
       <w:r>
@@ -202,7 +202,7 @@
     <w:p>
       <w:pPr>
         <w:pStyle w:val="Endure-ChapterBodyText"/>
-        <w:spacing w:before="40" w:after="40"/>
+        <w:spacing w:before="40" w:after="40" w:line="240" w:lineRule="auto"/>
         <w:ind w:left="360" w:hanging="216"/>
       </w:pPr>
       <w:r>
@@ -226,7 +226,7 @@
     <w:p>
       <w:pPr>
         <w:pStyle w:val="Endure-ChapterBodyText"/>
-        <w:spacing w:before="100" w:after="100"/>
+        <w:spacing w:before="100" w:after="100" w:line="240" w:lineRule="auto"/>
       </w:pPr>
       <w:r>
         <w:rPr>
@@ -246,14 +246,14 @@
       <w:pPr>
         <w:pStyle w:val="Endure-Subhead"/>
         <w:keepNext/>
-        <w:spacing w:before="240" w:after="60"/>
+        <w:spacing w:before="240" w:after="60" w:line="240" w:lineRule="auto"/>
         <w:outlineLvl w:val="1"/>
       </w:pPr>
       <w:r>
         <w:rPr>
           <w:sz w:val="24"/>
         </w:rPr>
-        <w:t>21.1 Prerrequisito — Verificación del Sistema</w:t>
+        <w:t>23.1 Prerrequisito — Verificación del Sistema</w:t>
       </w:r>
     </w:p>
     <w:tbl>
@@ -519,14 +519,14 @@
       <w:pPr>
         <w:pStyle w:val="Endure-Subhead"/>
         <w:keepNext/>
-        <w:spacing w:before="240" w:after="60"/>
+        <w:spacing w:before="240" w:after="60" w:line="240" w:lineRule="auto"/>
         <w:outlineLvl w:val="1"/>
       </w:pPr>
       <w:r>
         <w:rPr>
           <w:sz w:val="24"/>
         </w:rPr>
-        <w:t>21.2 Arquitectura del Sistema</w:t>
+        <w:t>23.2 Arquitectura del Sistema</w:t>
       </w:r>
     </w:p>
     <w:p>
@@ -549,7 +549,7 @@
                     <pic:cNvPicPr/>
                   </pic:nvPicPr>
                   <pic:blipFill>
-                    <a:blip r:embed="rId46"/>
+                    <a:blip r:embed="rId51"/>
                     <a:stretch>
                       <a:fillRect/>
                     </a:stretch>
@@ -571,7 +571,7 @@
     <w:p>
       <w:pPr>
         <w:pStyle w:val="Endure-CopyrightPage"/>
-        <w:spacing w:before="40" w:after="160"/>
+        <w:spacing w:before="40" w:after="160" w:line="240" w:lineRule="auto"/>
         <w:jc w:val="center"/>
       </w:pPr>
       <w:r>
@@ -1043,14 +1043,14 @@
       <w:pPr>
         <w:pStyle w:val="Endure-Subhead"/>
         <w:keepNext/>
-        <w:spacing w:before="240" w:after="60"/>
+        <w:spacing w:before="240" w:after="60" w:line="240" w:lineRule="auto"/>
         <w:outlineLvl w:val="1"/>
       </w:pPr>
       <w:r>
         <w:rPr>
           <w:sz w:val="24"/>
         </w:rPr>
-        <w:t>21.3 Configurar los Agentes en OpenClaw</w:t>
+        <w:t>23.3 Configurar los Agentes en OpenClaw</w:t>
       </w:r>
     </w:p>
     <w:tbl>
@@ -1138,14 +1138,14 @@
       <w:pPr>
         <w:pStyle w:val="Endure-Subhead"/>
         <w:keepNext/>
-        <w:spacing w:before="160" w:after="60"/>
+        <w:spacing w:before="160" w:after="60" w:line="240" w:lineRule="auto"/>
         <w:outlineLvl w:val="2"/>
       </w:pPr>
       <w:r>
         <w:rPr>
           <w:sz w:val="22"/>
         </w:rPr>
-        <w:t>21.3.1 Definición de Agentes via API de OpenClaw</w:t>
+        <w:t>23.3.1 Definición de Agentes via API de OpenClaw</w:t>
       </w:r>
     </w:p>
     <w:tbl>
@@ -2743,14 +2743,14 @@
       <w:pPr>
         <w:pStyle w:val="Endure-Subhead"/>
         <w:keepNext/>
-        <w:spacing w:before="240" w:after="60"/>
+        <w:spacing w:before="240" w:after="60" w:line="240" w:lineRule="auto"/>
         <w:outlineLvl w:val="1"/>
       </w:pPr>
       <w:r>
         <w:rPr>
           <w:sz w:val="24"/>
         </w:rPr>
-        <w:t>21.4 Interfaz de Conversación por Terminal</w:t>
+        <w:t>23.4 Interfaz de Conversación por Terminal</w:t>
       </w:r>
     </w:p>
     <w:tbl>
@@ -5742,20 +5742,20 @@
       <w:pPr>
         <w:pStyle w:val="Endure-Subhead"/>
         <w:keepNext/>
-        <w:spacing w:before="240" w:after="60"/>
+        <w:spacing w:before="240" w:after="60" w:line="240" w:lineRule="auto"/>
         <w:outlineLvl w:val="1"/>
       </w:pPr>
       <w:r>
         <w:rPr>
           <w:sz w:val="24"/>
         </w:rPr>
-        <w:t>21.5 Modo Canal Externo (Telegram / WhatsApp via NemoClaw Gateway)</w:t>
+        <w:t>23.5 Modo Canal Externo (Telegram / WhatsApp via NemoClaw Gateway)</w:t>
       </w:r>
     </w:p>
     <w:p>
       <w:pPr>
         <w:pStyle w:val="Endure-FirstParagraphBodyText"/>
-        <w:spacing w:before="100" w:after="100"/>
+        <w:spacing w:before="100" w:after="100" w:line="240" w:lineRule="auto"/>
       </w:pPr>
       <w:r>
         <w:rPr>
@@ -6851,14 +6851,14 @@
       <w:pPr>
         <w:pStyle w:val="Endure-Subhead"/>
         <w:keepNext/>
-        <w:spacing w:before="240" w:after="60"/>
+        <w:spacing w:before="240" w:after="60" w:line="240" w:lineRule="auto"/>
         <w:outlineLvl w:val="1"/>
       </w:pPr>
       <w:r>
         <w:rPr>
           <w:sz w:val="24"/>
         </w:rPr>
-        <w:t>21.6 Limpieza Post-Pipeline</w:t>
+        <w:t>23.6 Limpieza Post-Pipeline</w:t>
       </w:r>
     </w:p>
     <w:tbl>
@@ -7079,14 +7079,14 @@
       <w:pPr>
         <w:pStyle w:val="Endure-Subhead"/>
         <w:keepNext/>
-        <w:spacing w:before="240" w:after="60"/>
+        <w:spacing w:before="240" w:after="60" w:line="240" w:lineRule="auto"/>
         <w:outlineLvl w:val="1"/>
       </w:pPr>
       <w:r>
         <w:rPr>
           <w:sz w:val="24"/>
         </w:rPr>
-        <w:t>21.7 Verificación Final</w:t>
+        <w:t>23.7 Verificación Final</w:t>
       </w:r>
     </w:p>
     <w:tbl>
@@ -7663,34 +7663,34 @@
       <w:pPr>
         <w:pStyle w:val="Endure-Subhead"/>
         <w:keepNext/>
-        <w:spacing w:before="240" w:after="60"/>
+        <w:spacing w:before="240" w:after="60" w:line="240" w:lineRule="auto"/>
         <w:outlineLvl w:val="1"/>
       </w:pPr>
       <w:r>
         <w:rPr>
           <w:sz w:val="24"/>
         </w:rPr>
-        <w:t>21.8 Escalabilidad y Extensiones</w:t>
+        <w:t>23.8 Escalabilidad y Extensiones</w:t>
       </w:r>
     </w:p>
     <w:p>
       <w:pPr>
         <w:pStyle w:val="Endure-Subhead"/>
         <w:keepNext/>
-        <w:spacing w:before="160" w:after="60"/>
+        <w:spacing w:before="160" w:after="60" w:line="240" w:lineRule="auto"/>
         <w:outlineLvl w:val="2"/>
       </w:pPr>
       <w:r>
         <w:rPr>
           <w:sz w:val="22"/>
         </w:rPr>
-        <w:t>21.8.1 Bot de Telegram para la Agencia de Turismo</w:t>
+        <w:t>23.8.1 Bot de Telegram para la Agencia de Turismo</w:t>
       </w:r>
     </w:p>
     <w:p>
       <w:pPr>
         <w:pStyle w:val="Endure-FirstParagraphBodyText"/>
-        <w:spacing w:before="100" w:after="100"/>
+        <w:spacing w:before="100" w:after="100" w:line="240" w:lineRule="auto"/>
       </w:pPr>
       <w:r>
         <w:rPr>
@@ -7702,7 +7702,7 @@
     <w:p>
       <w:pPr>
         <w:pStyle w:val="Endure-ChapterBodyText"/>
-        <w:spacing w:before="100" w:after="100"/>
+        <w:spacing w:before="100" w:after="100" w:line="240" w:lineRule="auto"/>
       </w:pPr>
       <w:r>
         <w:rPr>
@@ -8039,7 +8039,7 @@
     <w:p>
       <w:pPr>
         <w:pStyle w:val="Endure-ChapterBodyText"/>
-        <w:spacing w:before="100" w:after="100"/>
+        <w:spacing w:before="100" w:after="100" w:line="240" w:lineRule="auto"/>
       </w:pPr>
       <w:r>
         <w:rPr>
@@ -8203,20 +8203,20 @@
       <w:pPr>
         <w:pStyle w:val="Endure-Subhead"/>
         <w:keepNext/>
-        <w:spacing w:before="160" w:after="60"/>
+        <w:spacing w:before="160" w:after="60" w:line="240" w:lineRule="auto"/>
         <w:outlineLvl w:val="2"/>
       </w:pPr>
       <w:r>
         <w:rPr>
           <w:sz w:val="22"/>
         </w:rPr>
-        <w:t>21.8.2 Modo Mixto con OpenRouter</w:t>
+        <w:t>23.8.2 Modo Mixto con OpenRouter</w:t>
       </w:r>
     </w:p>
     <w:p>
       <w:pPr>
         <w:pStyle w:val="Endure-FirstParagraphBodyText"/>
-        <w:spacing w:before="100" w:after="100"/>
+        <w:spacing w:before="100" w:after="100" w:line="240" w:lineRule="auto"/>
       </w:pPr>
       <w:r>
         <w:rPr>
@@ -8566,20 +8566,20 @@
       <w:pPr>
         <w:pStyle w:val="Endure-Subhead"/>
         <w:keepNext/>
-        <w:spacing w:before="160" w:after="60"/>
+        <w:spacing w:before="160" w:after="60" w:line="240" w:lineRule="auto"/>
         <w:outlineLvl w:val="2"/>
       </w:pPr>
       <w:r>
         <w:rPr>
           <w:sz w:val="22"/>
         </w:rPr>
-        <w:t>21.8.3 Evaluación de Backend de Inferencia</w:t>
+        <w:t>23.8.3 Evaluación de Backend de Inferencia</w:t>
       </w:r>
     </w:p>
     <w:p>
       <w:pPr>
         <w:pStyle w:val="Endure-FirstParagraphBodyText"/>
-        <w:spacing w:before="100" w:after="100"/>
+        <w:spacing w:before="100" w:after="100" w:line="240" w:lineRule="auto"/>
       </w:pPr>
       <w:r>
         <w:rPr>
@@ -8625,7 +8625,7 @@
           </w:tcPr>
           <w:p>
             <w:pPr>
-              <w:spacing w:before="0" w:after="0"/>
+              <w:spacing w:before="0" w:after="0" w:line="240" w:lineRule="auto"/>
               <w:jc w:val="center"/>
             </w:pPr>
             <w:r>
@@ -8658,7 +8658,7 @@
           </w:tcPr>
           <w:p>
             <w:pPr>
-              <w:spacing w:before="0" w:after="0"/>
+              <w:spacing w:before="0" w:after="0" w:line="240" w:lineRule="auto"/>
               <w:jc w:val="center"/>
             </w:pPr>
             <w:r>
@@ -8691,7 +8691,7 @@
           </w:tcPr>
           <w:p>
             <w:pPr>
-              <w:spacing w:before="0" w:after="0"/>
+              <w:spacing w:before="0" w:after="0" w:line="240" w:lineRule="auto"/>
               <w:jc w:val="center"/>
             </w:pPr>
             <w:r>
@@ -8724,7 +8724,7 @@
           </w:tcPr>
           <w:p>
             <w:pPr>
-              <w:spacing w:before="0" w:after="0"/>
+              <w:spacing w:before="0" w:after="0" w:line="240" w:lineRule="auto"/>
               <w:jc w:val="center"/>
             </w:pPr>
             <w:r>
@@ -8762,7 +8762,7 @@
           </w:tcPr>
           <w:p>
             <w:pPr>
-              <w:spacing w:before="0" w:after="0"/>
+              <w:spacing w:before="0" w:after="0" w:line="240" w:lineRule="auto"/>
               <w:jc w:val="center"/>
             </w:pPr>
             <w:r>
@@ -8793,7 +8793,7 @@
           </w:tcPr>
           <w:p>
             <w:pPr>
-              <w:spacing w:before="0" w:after="0"/>
+              <w:spacing w:before="0" w:after="0" w:line="240" w:lineRule="auto"/>
               <w:jc w:val="center"/>
             </w:pPr>
             <w:r>
@@ -8824,7 +8824,7 @@
           </w:tcPr>
           <w:p>
             <w:pPr>
-              <w:spacing w:before="0" w:after="0"/>
+              <w:spacing w:before="0" w:after="0" w:line="240" w:lineRule="auto"/>
               <w:jc w:val="center"/>
             </w:pPr>
             <w:r>
@@ -8855,7 +8855,7 @@
           </w:tcPr>
           <w:p>
             <w:pPr>
-              <w:spacing w:before="0" w:after="0"/>
+              <w:spacing w:before="0" w:after="0" w:line="240" w:lineRule="auto"/>
               <w:jc w:val="center"/>
             </w:pPr>
             <w:r>
@@ -8891,7 +8891,7 @@
           </w:tcPr>
           <w:p>
             <w:pPr>
-              <w:spacing w:before="0" w:after="0"/>
+              <w:spacing w:before="0" w:after="0" w:line="240" w:lineRule="auto"/>
               <w:jc w:val="center"/>
             </w:pPr>
             <w:r>
@@ -8922,7 +8922,7 @@
           </w:tcPr>
           <w:p>
             <w:pPr>
-              <w:spacing w:before="0" w:after="0"/>
+              <w:spacing w:before="0" w:after="0" w:line="240" w:lineRule="auto"/>
               <w:jc w:val="center"/>
             </w:pPr>
             <w:r>
@@ -8953,7 +8953,7 @@
           </w:tcPr>
           <w:p>
             <w:pPr>
-              <w:spacing w:before="0" w:after="0"/>
+              <w:spacing w:before="0" w:after="0" w:line="240" w:lineRule="auto"/>
               <w:jc w:val="center"/>
             </w:pPr>
             <w:r>
@@ -8984,7 +8984,7 @@
           </w:tcPr>
           <w:p>
             <w:pPr>
-              <w:spacing w:before="0" w:after="0"/>
+              <w:spacing w:before="0" w:after="0" w:line="240" w:lineRule="auto"/>
               <w:jc w:val="both"/>
             </w:pPr>
             <w:r>
@@ -9020,7 +9020,7 @@
           </w:tcPr>
           <w:p>
             <w:pPr>
-              <w:spacing w:before="0" w:after="0"/>
+              <w:spacing w:before="0" w:after="0" w:line="240" w:lineRule="auto"/>
               <w:jc w:val="center"/>
             </w:pPr>
             <w:r>
@@ -9051,7 +9051,7 @@
           </w:tcPr>
           <w:p>
             <w:pPr>
-              <w:spacing w:before="0" w:after="0"/>
+              <w:spacing w:before="0" w:after="0" w:line="240" w:lineRule="auto"/>
               <w:jc w:val="center"/>
             </w:pPr>
             <w:r>
@@ -9082,7 +9082,7 @@
           </w:tcPr>
           <w:p>
             <w:pPr>
-              <w:spacing w:before="0" w:after="0"/>
+              <w:spacing w:before="0" w:after="0" w:line="240" w:lineRule="auto"/>
               <w:jc w:val="center"/>
             </w:pPr>
             <w:r>
@@ -9113,7 +9113,7 @@
           </w:tcPr>
           <w:p>
             <w:pPr>
-              <w:spacing w:before="0" w:after="0"/>
+              <w:spacing w:before="0" w:after="0" w:line="240" w:lineRule="auto"/>
               <w:jc w:val="both"/>
             </w:pPr>
             <w:r>
@@ -9237,6 +9237,11 @@
     </w:p>
     <w:sectPr>
       <w:footerReference w:type="first" r:id="rId43"/>
+      <w:headerReference w:type="default" r:id="rId46"/>
+      <w:footerReference w:type="default" r:id="rId47"/>
+      <w:headerReference w:type="even" r:id="rId48"/>
+      <w:footerReference w:type="even" r:id="rId49"/>
+      <w:headerReference w:type="first" r:id="rId50"/>
       <w:type w:val="nextColumn"/>
       <w:pgSz w:w="10080" w:h="14400"/>
       <w:pgMar w:top="794" w:right="851" w:bottom="794" w:left="1077" w:header="454" w:footer="454" w:gutter="0"/>
@@ -10481,6 +10486,26 @@
 </w:ftr>
 </file>
 
+<file path=word/footer34.xml><?xml version="1.0" encoding="utf-8"?>
+<w:ftr xmlns:m="http://schemas.openxmlformats.org/officeDocument/2006/math" xmlns:mc="http://schemas.openxmlformats.org/markup-compatibility/2006" xmlns:mo="http://schemas.microsoft.com/office/mac/office/2008/main" xmlns:mv="urn:schemas-microsoft-com:mac:vml" xmlns:o="urn:schemas-microsoft-com:office:office" xmlns:r="http://schemas.openxmlformats.org/officeDocument/2006/relationships" xmlns:v="urn:schemas-microsoft-com:vml" xmlns:w10="urn:schemas-microsoft-com:office:word" xmlns:w14="http://schemas.microsoft.com/office/word/2010/wordml" xmlns:w="http://schemas.openxmlformats.org/wordprocessingml/2006/main" xmlns:wne="http://schemas.microsoft.com/office/word/2006/wordml" xmlns:wp14="http://schemas.microsoft.com/office/word/2010/wordprocessingDrawing" xmlns:wp="http://schemas.openxmlformats.org/drawingml/2006/wordprocessingDrawing" xmlns:wpc="http://schemas.microsoft.com/office/word/2010/wordprocessingCanvas" xmlns:wpg="http://schemas.microsoft.com/office/word/2010/wordprocessingGroup" xmlns:wpi="http://schemas.microsoft.com/office/word/2010/wordprocessingInk" xmlns:wps="http://schemas.microsoft.com/office/word/2010/wordprocessingShape" mc:Ignorable="w14 wp14">
+  <w:p>
+    <w:pPr>
+      <w:pStyle w:val="Footer"/>
+    </w:pPr>
+  </w:p>
+</w:ftr>
+</file>
+
+<file path=word/footer35.xml><?xml version="1.0" encoding="utf-8"?>
+<w:ftr xmlns:m="http://schemas.openxmlformats.org/officeDocument/2006/math" xmlns:mc="http://schemas.openxmlformats.org/markup-compatibility/2006" xmlns:mo="http://schemas.microsoft.com/office/mac/office/2008/main" xmlns:mv="urn:schemas-microsoft-com:mac:vml" xmlns:o="urn:schemas-microsoft-com:office:office" xmlns:r="http://schemas.openxmlformats.org/officeDocument/2006/relationships" xmlns:v="urn:schemas-microsoft-com:vml" xmlns:w10="urn:schemas-microsoft-com:office:word" xmlns:w14="http://schemas.microsoft.com/office/word/2010/wordml" xmlns:w="http://schemas.openxmlformats.org/wordprocessingml/2006/main" xmlns:wne="http://schemas.microsoft.com/office/word/2006/wordml" xmlns:wp14="http://schemas.microsoft.com/office/word/2010/wordprocessingDrawing" xmlns:wp="http://schemas.openxmlformats.org/drawingml/2006/wordprocessingDrawing" xmlns:wpc="http://schemas.microsoft.com/office/word/2010/wordprocessingCanvas" xmlns:wpg="http://schemas.microsoft.com/office/word/2010/wordprocessingGroup" xmlns:wpi="http://schemas.microsoft.com/office/word/2010/wordprocessingInk" xmlns:wps="http://schemas.microsoft.com/office/word/2010/wordprocessingShape" mc:Ignorable="w14 wp14">
+  <w:p>
+    <w:pPr>
+      <w:pStyle w:val="Footer"/>
+    </w:pPr>
+  </w:p>
+</w:ftr>
+</file>
+
 <file path=word/footer4.xml><?xml version="1.0" encoding="utf-8"?>
 <w:ftr xmlns:wpc="http://schemas.microsoft.com/office/word/2010/wordprocessingCanvas" xmlns:cx="http://schemas.microsoft.com/office/drawing/2014/chartex" xmlns:cx1="http://schemas.microsoft.com/office/drawing/2015/9/8/chartex" xmlns:cx2="http://schemas.microsoft.com/office/drawing/2015/10/21/chartex" xmlns:cx3="http://schemas.microsoft.com/office/drawing/2016/5/9/chartex" xmlns:cx4="http://schemas.microsoft.com/office/drawing/2016/5/10/chartex" xmlns:cx5="http://schemas.microsoft.com/office/drawing/2016/5/11/chartex" xmlns:cx6="http://schemas.microsoft.com/office/drawing/2016/5/12/chartex" xmlns:cx7="http://schemas.microsoft.com/office/drawing/2016/5/13/chartex" xmlns:cx8="http://schemas.microsoft.com/office/drawing/2016/5/14/chartex" xmlns:mc="http://schemas.openxmlformats.org/markup-compatibility/2006" xmlns:aink="http://schemas.microsoft.com/office/drawing/2016/ink" xmlns:am3d="http://schemas.microsoft.com/office/drawing/2017/model3d" xmlns:o="urn:schemas-microsoft-com:office:office" xmlns:oel="http://schemas.microsoft.com/office/2019/extlst" xmlns:r="http://schemas.openxmlformats.org/officeDocument/2006/relationships" xmlns:m="http://schemas.openxmlformats.org/officeDocument/2006/math" xmlns:v="urn:schemas-microsoft-com:vml" xmlns:wp14="http://schemas.microsoft.com/office/word/2010/wordprocessingDrawing" xmlns:wp="http://schemas.openxmlformats.org/drawingml/2006/wordprocessingDrawing" xmlns:w10="urn:schemas-microsoft-com:office:word" xmlns:w="http://schemas.openxmlformats.org/wordprocessingml/2006/main" xmlns:w14="http://schemas.microsoft.com/office/word/2010/wordml" xmlns:w15="http://schemas.microsoft.com/office/word/2012/wordml" xmlns:w16cex="http://schemas.microsoft.com/office/word/2018/wordml/cex" xmlns:w16cid="http://schemas.microsoft.com/office/word/2016/wordml/cid" xmlns:w16="http://schemas.microsoft.com/office/word/2018/wordml" xmlns:w16du="http://schemas.microsoft.com/office/word/2023/wordml/word16du" xmlns:w16sdtdh="http://schemas.microsoft.com/office/word/2020/wordml/sdtdatahash" xmlns:w16sdtfl="http://schemas.microsoft.com/office/word/2024/wordml/sdtformatlock" xmlns:w16se="http://schemas.microsoft.com/office/word/2015/wordml/symex" xmlns:wpg="http://schemas.microsoft.com/office/word/2010/wordprocessingGroup" xmlns:wpi="http://schemas.microsoft.com/office/word/2010/wordprocessingInk" xmlns:wne="http://schemas.microsoft.com/office/word/2006/wordml" xmlns:wps="http://schemas.microsoft.com/office/word/2010/wordprocessingShape" mc:Ignorable="w14 w15 w16se w16cid w16 w16cex w16sdtdh w16sdtfl w16du wp14">
   <w:p>
@@ -10738,6 +10763,36 @@
     <w:r>
       <w:t>TÍTULO DEL LIBRO</w:t>
     </w:r>
+  </w:p>
+</w:hdr>
+</file>
+
+<file path=word/header3.xml><?xml version="1.0" encoding="utf-8"?>
+<w:hdr xmlns:m="http://schemas.openxmlformats.org/officeDocument/2006/math" xmlns:mc="http://schemas.openxmlformats.org/markup-compatibility/2006" xmlns:mo="http://schemas.microsoft.com/office/mac/office/2008/main" xmlns:mv="urn:schemas-microsoft-com:mac:vml" xmlns:o="urn:schemas-microsoft-com:office:office" xmlns:r="http://schemas.openxmlformats.org/officeDocument/2006/relationships" xmlns:v="urn:schemas-microsoft-com:vml" xmlns:w10="urn:schemas-microsoft-com:office:word" xmlns:w14="http://schemas.microsoft.com/office/word/2010/wordml" xmlns:w="http://schemas.openxmlformats.org/wordprocessingml/2006/main" xmlns:wne="http://schemas.microsoft.com/office/word/2006/wordml" xmlns:wp14="http://schemas.microsoft.com/office/word/2010/wordprocessingDrawing" xmlns:wp="http://schemas.openxmlformats.org/drawingml/2006/wordprocessingDrawing" xmlns:wpc="http://schemas.microsoft.com/office/word/2010/wordprocessingCanvas" xmlns:wpg="http://schemas.microsoft.com/office/word/2010/wordprocessingGroup" xmlns:wpi="http://schemas.microsoft.com/office/word/2010/wordprocessingInk" xmlns:wps="http://schemas.microsoft.com/office/word/2010/wordprocessingShape" mc:Ignorable="w14 wp14">
+  <w:p>
+    <w:pPr>
+      <w:pStyle w:val="Header"/>
+    </w:pPr>
+  </w:p>
+</w:hdr>
+</file>
+
+<file path=word/header4.xml><?xml version="1.0" encoding="utf-8"?>
+<w:hdr xmlns:m="http://schemas.openxmlformats.org/officeDocument/2006/math" xmlns:mc="http://schemas.openxmlformats.org/markup-compatibility/2006" xmlns:mo="http://schemas.microsoft.com/office/mac/office/2008/main" xmlns:mv="urn:schemas-microsoft-com:mac:vml" xmlns:o="urn:schemas-microsoft-com:office:office" xmlns:r="http://schemas.openxmlformats.org/officeDocument/2006/relationships" xmlns:v="urn:schemas-microsoft-com:vml" xmlns:w10="urn:schemas-microsoft-com:office:word" xmlns:w14="http://schemas.microsoft.com/office/word/2010/wordml" xmlns:w="http://schemas.openxmlformats.org/wordprocessingml/2006/main" xmlns:wne="http://schemas.microsoft.com/office/word/2006/wordml" xmlns:wp14="http://schemas.microsoft.com/office/word/2010/wordprocessingDrawing" xmlns:wp="http://schemas.openxmlformats.org/drawingml/2006/wordprocessingDrawing" xmlns:wpc="http://schemas.microsoft.com/office/word/2010/wordprocessingCanvas" xmlns:wpg="http://schemas.microsoft.com/office/word/2010/wordprocessingGroup" xmlns:wpi="http://schemas.microsoft.com/office/word/2010/wordprocessingInk" xmlns:wps="http://schemas.microsoft.com/office/word/2010/wordprocessingShape" mc:Ignorable="w14 wp14">
+  <w:p>
+    <w:pPr>
+      <w:pStyle w:val="Header"/>
+    </w:pPr>
+  </w:p>
+</w:hdr>
+</file>
+
+<file path=word/header5.xml><?xml version="1.0" encoding="utf-8"?>
+<w:hdr xmlns:m="http://schemas.openxmlformats.org/officeDocument/2006/math" xmlns:mc="http://schemas.openxmlformats.org/markup-compatibility/2006" xmlns:mo="http://schemas.microsoft.com/office/mac/office/2008/main" xmlns:mv="urn:schemas-microsoft-com:mac:vml" xmlns:o="urn:schemas-microsoft-com:office:office" xmlns:r="http://schemas.openxmlformats.org/officeDocument/2006/relationships" xmlns:v="urn:schemas-microsoft-com:vml" xmlns:w10="urn:schemas-microsoft-com:office:word" xmlns:w14="http://schemas.microsoft.com/office/word/2010/wordml" xmlns:w="http://schemas.openxmlformats.org/wordprocessingml/2006/main" xmlns:wne="http://schemas.microsoft.com/office/word/2006/wordml" xmlns:wp14="http://schemas.microsoft.com/office/word/2010/wordprocessingDrawing" xmlns:wp="http://schemas.openxmlformats.org/drawingml/2006/wordprocessingDrawing" xmlns:wpc="http://schemas.microsoft.com/office/word/2010/wordprocessingCanvas" xmlns:wpg="http://schemas.microsoft.com/office/word/2010/wordprocessingGroup" xmlns:wpi="http://schemas.microsoft.com/office/word/2010/wordprocessingInk" xmlns:wps="http://schemas.microsoft.com/office/word/2010/wordprocessingShape" mc:Ignorable="w14 wp14">
+  <w:p>
+    <w:pPr>
+      <w:pStyle w:val="Header"/>
+    </w:pPr>
   </w:p>
 </w:hdr>
 </file>
